--- a/docs/guides/HELIXQA_INTEGRATION.docx
+++ b/docs/guides/HELIXQA_INTEGRATION.docx
@@ -1985,7 +1985,7 @@
         <w:rPr>
           <w:rStyle w:val="VerbatimChar"/>
         </w:rPr>
-        <w:t xml:space="preserve">helixqa run --banks &lt;api,cli&gt; --platform all</w:t>
+        <w:t xml:space="preserve">helixqa run --banks &lt;cli[,api]&gt; --platform desktop</w:t>
       </w:r>
       <w:r>
         <w:t xml:space="preserve"> </w:t>
@@ -2003,7 +2003,202 @@
         <w:t xml:space="preserve">qa-results/helixqa/&lt;run-id&gt;/</w:t>
       </w:r>
       <w:r>
-        <w:t xml:space="preserve">.</w:t>
+        <w:t xml:space="preserve">. The CLI</w:t>
+      </w:r>
+      <w:r>
+        <w:t xml:space="preserve"> </w:t>
+      </w:r>
+      <w:r>
+        <w:t xml:space="preserve">bank is</w:t>
+      </w:r>
+      <w:r>
+        <w:t xml:space="preserve"> </w:t>
+      </w:r>
+      <w:r>
+        <w:rPr>
+          <w:rStyle w:val="VerbatimChar"/>
+        </w:rPr>
+        <w:t xml:space="preserve">[desktop]</w:t>
+      </w:r>
+      <w:r>
+        <w:t xml:space="preserve">; the launcher pins</w:t>
+      </w:r>
+      <w:r>
+        <w:t xml:space="preserve"> </w:t>
+      </w:r>
+      <w:r>
+        <w:rPr>
+          <w:rStyle w:val="VerbatimChar"/>
+        </w:rPr>
+        <w:t xml:space="preserve">--platform desktop</w:t>
+      </w:r>
+      <w:r>
+        <w:t xml:space="preserve"> </w:t>
+      </w:r>
+      <w:r>
+        <w:t xml:space="preserve">rather than</w:t>
+      </w:r>
+      <w:r>
+        <w:t xml:space="preserve"> </w:t>
+      </w:r>
+      <w:r>
+        <w:rPr>
+          <w:rStyle w:val="VerbatimChar"/>
+        </w:rPr>
+        <w:t xml:space="preserve">--platform all</w:t>
+      </w:r>
+      <w:r>
+        <w:t xml:space="preserve"> </w:t>
+      </w:r>
+      <w:r>
+        <w:t xml:space="preserve">because</w:t>
+      </w:r>
+      <w:r>
+        <w:t xml:space="preserve"> </w:t>
+      </w:r>
+      <w:r>
+        <w:rPr>
+          <w:rStyle w:val="VerbatimChar"/>
+        </w:rPr>
+        <w:t xml:space="preserve">all</w:t>
+      </w:r>
+      <w:r>
+        <w:t xml:space="preserve"> </w:t>
+      </w:r>
+      <w:r>
+        <w:t xml:space="preserve">spreads the desktop cases across</w:t>
+      </w:r>
+      <w:r>
+        <w:t xml:space="preserve"> </w:t>
+      </w:r>
+      <w:r>
+        <w:rPr>
+          <w:rStyle w:val="VerbatimChar"/>
+        </w:rPr>
+        <w:t xml:space="preserve">android</w:t>
+      </w:r>
+      <w:r>
+        <w:t xml:space="preserve">/</w:t>
+      </w:r>
+      <w:r>
+        <w:rPr>
+          <w:rStyle w:val="VerbatimChar"/>
+        </w:rPr>
+        <w:t xml:space="preserve">androidtv</w:t>
+      </w:r>
+      <w:r>
+        <w:t xml:space="preserve">/</w:t>
+      </w:r>
+      <w:r>
+        <w:rPr>
+          <w:rStyle w:val="VerbatimChar"/>
+        </w:rPr>
+        <w:t xml:space="preserve">web</w:t>
+      </w:r>
+      <w:r>
+        <w:t xml:space="preserve"> </w:t>
+      </w:r>
+      <w:r>
+        <w:t xml:space="preserve">targets where they SKIP as noise. (The API</w:t>
+      </w:r>
+      <w:r>
+        <w:t xml:space="preserve"> </w:t>
+      </w:r>
+      <w:r>
+        <w:t xml:space="preserve">bank's</w:t>
+      </w:r>
+      <w:r>
+        <w:t xml:space="preserve"> </w:t>
+      </w:r>
+      <w:r>
+        <w:rPr>
+          <w:rStyle w:val="VerbatimChar"/>
+        </w:rPr>
+        <w:t xml:space="preserve">[api]</w:t>
+      </w:r>
+      <w:r>
+        <w:t xml:space="preserve"> </w:t>
+      </w:r>
+      <w:r>
+        <w:t xml:space="preserve">platform is</w:t>
+      </w:r>
+      <w:r>
+        <w:t xml:space="preserve"> </w:t>
+      </w:r>
+      <w:r>
+        <w:rPr>
+          <w:b/>
+          <w:bCs/>
+        </w:rPr>
+        <w:t xml:space="preserve">not</w:t>
+      </w:r>
+      <w:r>
+        <w:t xml:space="preserve"> </w:t>
+      </w:r>
+      <w:r>
+        <w:t xml:space="preserve">one of</w:t>
+      </w:r>
+      <w:r>
+        <w:t xml:space="preserve"> </w:t>
+      </w:r>
+      <w:r>
+        <w:rPr>
+          <w:rStyle w:val="VerbatimChar"/>
+        </w:rPr>
+        <w:t xml:space="preserve">helixqa run</w:t>
+      </w:r>
+      <w:r>
+        <w:t xml:space="preserve">'s platforms —</w:t>
+      </w:r>
+      <w:r>
+        <w:t xml:space="preserve"> </w:t>
+      </w:r>
+      <w:r>
+        <w:rPr>
+          <w:rStyle w:val="VerbatimChar"/>
+        </w:rPr>
+        <w:t xml:space="preserve">android | web | desktop | all</w:t>
+      </w:r>
+      <w:r>
+        <w:t xml:space="preserve"> </w:t>
+      </w:r>
+      <w:r>
+        <w:t xml:space="preserve">— so the API plane is driven by the live</w:t>
+      </w:r>
+      <w:r>
+        <w:t xml:space="preserve"> </w:t>
+      </w:r>
+      <w:r>
+        <w:rPr>
+          <w:rStyle w:val="VerbatimChar"/>
+        </w:rPr>
+        <w:t xml:space="preserve">pherald serve</w:t>
+      </w:r>
+      <w:r>
+        <w:t xml:space="preserve"> </w:t>
+      </w:r>
+      <w:r>
+        <w:t xml:space="preserve">boot in step 4 and asserted there; see the api-bank</w:t>
+      </w:r>
+      <w:r>
+        <w:t xml:space="preserve"> </w:t>
+      </w:r>
+      <w:r>
+        <w:t xml:space="preserve">wiring follow-up under</w:t>
+      </w:r>
+      <w:r>
+        <w:t xml:space="preserve"> </w:t>
+      </w:r>
+      <w:hyperlink w:anchor="the-test-banks">
+        <w:r>
+          <w:rPr>
+            <w:rStyle w:val="Hyperlink"/>
+          </w:rPr>
+          <w:t xml:space="preserve">The test banks</w:t>
+        </w:r>
+      </w:hyperlink>
+      <w:r>
+        <w:t xml:space="preserve">.)</w:t>
       </w:r>
     </w:p>
     <w:p>
@@ -2743,6 +2938,393 @@
         </w:tc>
       </w:tr>
     </w:tbl>
+    <w:p>
+      <w:pPr>
+        <w:pStyle w:val="BodyText"/>
+      </w:pPr>
+      <w:r>
+        <w:rPr>
+          <w:b/>
+          <w:bCs/>
+        </w:rPr>
+        <w:t xml:space="preserve">API-bank wiring follow-up (known gap).</w:t>
+      </w:r>
+      <w:r>
+        <w:t xml:space="preserve"> </w:t>
+      </w:r>
+      <w:r>
+        <w:t xml:space="preserve">The</w:t>
+      </w:r>
+      <w:r>
+        <w:t xml:space="preserve"> </w:t>
+      </w:r>
+      <w:r>
+        <w:rPr>
+          <w:rStyle w:val="VerbatimChar"/>
+        </w:rPr>
+        <w:t xml:space="preserve">herald-api-v1.yaml</w:t>
+      </w:r>
+      <w:r>
+        <w:t xml:space="preserve"> </w:t>
+      </w:r>
+      <w:r>
+        <w:t xml:space="preserve">bank</w:t>
+      </w:r>
+      <w:r>
+        <w:t xml:space="preserve"> </w:t>
+      </w:r>
+      <w:r>
+        <w:t xml:space="preserve">declares</w:t>
+      </w:r>
+      <w:r>
+        <w:t xml:space="preserve"> </w:t>
+      </w:r>
+      <w:r>
+        <w:rPr>
+          <w:rStyle w:val="VerbatimChar"/>
+        </w:rPr>
+        <w:t xml:space="preserve">platforms: [api]</w:t>
+      </w:r>
+      <w:r>
+        <w:t xml:space="preserve">, but</w:t>
+      </w:r>
+      <w:r>
+        <w:t xml:space="preserve"> </w:t>
+      </w:r>
+      <w:r>
+        <w:rPr>
+          <w:rStyle w:val="VerbatimChar"/>
+        </w:rPr>
+        <w:t xml:space="preserve">helixqa run --platform</w:t>
+      </w:r>
+      <w:r>
+        <w:t xml:space="preserve"> </w:t>
+      </w:r>
+      <w:r>
+        <w:t xml:space="preserve">accepts only</w:t>
+      </w:r>
+      <w:r>
+        <w:t xml:space="preserve"> </w:t>
+      </w:r>
+      <w:r>
+        <w:rPr>
+          <w:rStyle w:val="VerbatimChar"/>
+        </w:rPr>
+        <w:t xml:space="preserve">android | web | desktop | all</w:t>
+      </w:r>
+      <w:r>
+        <w:t xml:space="preserve"> </w:t>
+      </w:r>
+      <w:r>
+        <w:t xml:space="preserve">—</w:t>
+      </w:r>
+      <w:r>
+        <w:t xml:space="preserve"> </w:t>
+      </w:r>
+      <w:r>
+        <w:rPr>
+          <w:rStyle w:val="VerbatimChar"/>
+        </w:rPr>
+        <w:t xml:space="preserve">api</w:t>
+      </w:r>
+      <w:r>
+        <w:t xml:space="preserve"> </w:t>
+      </w:r>
+      <w:r>
+        <w:t xml:space="preserve">is a HelixQA</w:t>
+      </w:r>
+      <w:r>
+        <w:t xml:space="preserve"> </w:t>
+      </w:r>
+      <w:r>
+        <w:rPr>
+          <w:i/>
+          <w:iCs/>
+        </w:rPr>
+        <w:t xml:space="preserve">config</w:t>
+      </w:r>
+      <w:r>
+        <w:t xml:space="preserve"> </w:t>
+      </w:r>
+      <w:r>
+        <w:t xml:space="preserve">platform</w:t>
+      </w:r>
+      <w:r>
+        <w:t xml:space="preserve"> </w:t>
+      </w:r>
+      <w:r>
+        <w:t xml:space="preserve">constant, not a</w:t>
+      </w:r>
+      <w:r>
+        <w:t xml:space="preserve"> </w:t>
+      </w:r>
+      <w:r>
+        <w:rPr>
+          <w:rStyle w:val="VerbatimChar"/>
+        </w:rPr>
+        <w:t xml:space="preserve">run</w:t>
+      </w:r>
+      <w:r>
+        <w:t xml:space="preserve"> </w:t>
+      </w:r>
+      <w:r>
+        <w:t xml:space="preserve">selector. As a result the bank's cases do not match</w:t>
+      </w:r>
+      <w:r>
+        <w:t xml:space="preserve"> </w:t>
+      </w:r>
+      <w:r>
+        <w:t xml:space="preserve">any</w:t>
+      </w:r>
+      <w:r>
+        <w:t xml:space="preserve"> </w:t>
+      </w:r>
+      <w:r>
+        <w:rPr>
+          <w:rStyle w:val="VerbatimChar"/>
+        </w:rPr>
+        <w:t xml:space="preserve">run</w:t>
+      </w:r>
+      <w:r>
+        <w:t xml:space="preserve"> </w:t>
+      </w:r>
+      <w:r>
+        <w:t xml:space="preserve">platform and are not driven by</w:t>
+      </w:r>
+      <w:r>
+        <w:t xml:space="preserve"> </w:t>
+      </w:r>
+      <w:r>
+        <w:rPr>
+          <w:rStyle w:val="VerbatimChar"/>
+        </w:rPr>
+        <w:t xml:space="preserve">helixqa run</w:t>
+      </w:r>
+      <w:r>
+        <w:t xml:space="preserve"> </w:t>
+      </w:r>
+      <w:r>
+        <w:t xml:space="preserve">itself. Today the</w:t>
+      </w:r>
+      <w:r>
+        <w:t xml:space="preserve"> </w:t>
+      </w:r>
+      <w:r>
+        <w:t xml:space="preserve">API surface is instead exercised directly by the launcher's step-4 live</w:t>
+      </w:r>
+      <w:r>
+        <w:t xml:space="preserve"> </w:t>
+      </w:r>
+      <w:r>
+        <w:rPr>
+          <w:rStyle w:val="VerbatimChar"/>
+        </w:rPr>
+        <w:t xml:space="preserve">pherald serve</w:t>
+      </w:r>
+      <w:r>
+        <w:t xml:space="preserve"> </w:t>
+      </w:r>
+      <w:r>
+        <w:t xml:space="preserve">boot (real HTTPS listener + real Postgres + captured</w:t>
+      </w:r>
+      <w:r>
+        <w:t xml:space="preserve"> </w:t>
+      </w:r>
+      <w:r>
+        <w:rPr>
+          <w:rStyle w:val="VerbatimChar"/>
+        </w:rPr>
+        <w:t xml:space="preserve">healthz</w:t>
+      </w:r>
+      <w:r>
+        <w:t xml:space="preserve"> </w:t>
+      </w:r>
+      <w:r>
+        <w:t xml:space="preserve">body), which is the genuine anti-bluff API evidence. Closing the</w:t>
+      </w:r>
+      <w:r>
+        <w:t xml:space="preserve"> </w:t>
+      </w:r>
+      <w:r>
+        <w:t xml:space="preserve">gap so</w:t>
+      </w:r>
+      <w:r>
+        <w:t xml:space="preserve"> </w:t>
+      </w:r>
+      <w:r>
+        <w:rPr>
+          <w:rStyle w:val="VerbatimChar"/>
+        </w:rPr>
+        <w:t xml:space="preserve">helixqa run</w:t>
+      </w:r>
+      <w:r>
+        <w:t xml:space="preserve"> </w:t>
+      </w:r>
+      <w:r>
+        <w:t xml:space="preserve">drives the</w:t>
+      </w:r>
+      <w:r>
+        <w:t xml:space="preserve"> </w:t>
+      </w:r>
+      <w:r>
+        <w:rPr>
+          <w:rStyle w:val="VerbatimChar"/>
+        </w:rPr>
+        <w:t xml:space="preserve">[api]</w:t>
+      </w:r>
+      <w:r>
+        <w:t xml:space="preserve"> </w:t>
+      </w:r>
+      <w:r>
+        <w:t xml:space="preserve">bank natively (either by teaching</w:t>
+      </w:r>
+      <w:r>
+        <w:t xml:space="preserve"> </w:t>
+      </w:r>
+      <w:r>
+        <w:rPr>
+          <w:rStyle w:val="VerbatimChar"/>
+        </w:rPr>
+        <w:t xml:space="preserve">run</w:t>
+      </w:r>
+      <w:r>
+        <w:t xml:space="preserve"> </w:t>
+      </w:r>
+      <w:r>
+        <w:t xml:space="preserve">an</w:t>
+      </w:r>
+      <w:r>
+        <w:t xml:space="preserve"> </w:t>
+      </w:r>
+      <w:r>
+        <w:rPr>
+          <w:rStyle w:val="VerbatimChar"/>
+        </w:rPr>
+        <w:t xml:space="preserve">api</w:t>
+      </w:r>
+      <w:r>
+        <w:t xml:space="preserve"> </w:t>
+      </w:r>
+      <w:r>
+        <w:t xml:space="preserve">platform that targets an HTTP base-URL, or by mapping the</w:t>
+      </w:r>
+      <w:r>
+        <w:t xml:space="preserve"> </w:t>
+      </w:r>
+      <w:r>
+        <w:t xml:space="preserve">bank onto</w:t>
+      </w:r>
+      <w:r>
+        <w:t xml:space="preserve"> </w:t>
+      </w:r>
+      <w:r>
+        <w:rPr>
+          <w:rStyle w:val="VerbatimChar"/>
+        </w:rPr>
+        <w:t xml:space="preserve">desktop</w:t>
+      </w:r>
+      <w:r>
+        <w:t xml:space="preserve"> </w:t>
+      </w:r>
+      <w:r>
+        <w:rPr>
+          <w:rStyle w:val="VerbatimChar"/>
+        </w:rPr>
+        <w:t xml:space="preserve">curl</w:t>
+      </w:r>
+      <w:r>
+        <w:t xml:space="preserve"> </w:t>
+      </w:r>
+      <w:r>
+        <w:t xml:space="preserve">steps against the live listener) is tracked as</w:t>
+      </w:r>
+      <w:r>
+        <w:t xml:space="preserve"> </w:t>
+      </w:r>
+      <w:r>
+        <w:t xml:space="preserve">the</w:t>
+      </w:r>
+      <w:r>
+        <w:t xml:space="preserve"> </w:t>
+      </w:r>
+      <w:r>
+        <w:rPr>
+          <w:b/>
+          <w:bCs/>
+        </w:rPr>
+        <w:t xml:space="preserve">api-bank wiring</w:t>
+      </w:r>
+      <w:r>
+        <w:t xml:space="preserve"> </w:t>
+      </w:r>
+      <w:r>
+        <w:t xml:space="preserve">follow-up. Until then the table's</w:t>
+      </w:r>
+      <w:r>
+        <w:t xml:space="preserve"> </w:t>
+      </w:r>
+      <w:r>
+        <w:rPr>
+          <w:rStyle w:val="VerbatimChar"/>
+        </w:rPr>
+        <w:t xml:space="preserve">api</w:t>
+      </w:r>
+      <w:r>
+        <w:t xml:space="preserve"> </w:t>
+      </w:r>
+      <w:r>
+        <w:t xml:space="preserve">row</w:t>
+      </w:r>
+      <w:r>
+        <w:t xml:space="preserve"> </w:t>
+      </w:r>
+      <w:r>
+        <w:t xml:space="preserve">documents</w:t>
+      </w:r>
+      <w:r>
+        <w:t xml:space="preserve"> </w:t>
+      </w:r>
+      <w:r>
+        <w:rPr>
+          <w:i/>
+          <w:iCs/>
+        </w:rPr>
+        <w:t xml:space="preserve">intended</w:t>
+      </w:r>
+      <w:r>
+        <w:t xml:space="preserve"> </w:t>
+      </w:r>
+      <w:r>
+        <w:t xml:space="preserve">coverage delivered via the launcher's live serve, not</w:t>
+      </w:r>
+      <w:r>
+        <w:t xml:space="preserve"> </w:t>
+      </w:r>
+      <w:r>
+        <w:t xml:space="preserve">via</w:t>
+      </w:r>
+      <w:r>
+        <w:t xml:space="preserve"> </w:t>
+      </w:r>
+      <w:r>
+        <w:rPr>
+          <w:rStyle w:val="VerbatimChar"/>
+        </w:rPr>
+        <w:t xml:space="preserve">helixqa run</w:t>
+      </w:r>
+      <w:r>
+        <w:t xml:space="preserve"> </w:t>
+      </w:r>
+      <w:r>
+        <w:t xml:space="preserve">step execution — stated explicitly here so the row is</w:t>
+      </w:r>
+      <w:r>
+        <w:t xml:space="preserve"> </w:t>
+      </w:r>
+      <w:r>
+        <w:t xml:space="preserve">not read as a coverage claim it does not yet meet (§107 anti-bluff).</w:t>
+      </w:r>
+    </w:p>
     <w:p>
       <w:pPr>
         <w:pStyle w:val="BodyText"/>

--- a/docs/guides/HELIXQA_INTEGRATION.docx
+++ b/docs/guides/HELIXQA_INTEGRATION.docx
@@ -2932,12 +2932,276 @@
               <w:t xml:space="preserve"> </w:t>
             </w:r>
             <w:r>
-              <w:t xml:space="preserve">subcommand discoverability; unknown-subcommand fail-loud.</w:t>
+              <w:t xml:space="preserve">subcommand discoverability; unknown-subcommand fail-loud. Uses self-asserting</w:t>
+            </w:r>
+            <w:r>
+              <w:t xml:space="preserve"> </w:t>
+            </w:r>
+            <w:r>
+              <w:rPr>
+                <w:rStyle w:val="VerbatimChar"/>
+              </w:rPr>
+              <w:t xml:space="preserve">shell:</w:t>
+            </w:r>
+            <w:r>
+              <w:t xml:space="preserve"> </w:t>
+            </w:r>
+            <w:r>
+              <w:t xml:space="preserve">actions (see below) so HelixQA REALLY runs each compiled binary.</w:t>
             </w:r>
           </w:p>
         </w:tc>
       </w:tr>
     </w:tbl>
+    <w:p>
+      <w:pPr>
+        <w:pStyle w:val="BodyText"/>
+      </w:pPr>
+      <w:r>
+        <w:rPr>
+          <w:rStyle w:val="VerbatimChar"/>
+          <w:b/>
+          <w:bCs/>
+        </w:rPr>
+        <w:t xml:space="preserve">shell:</w:t>
+      </w:r>
+      <w:r>
+        <w:rPr>
+          <w:b/>
+          <w:bCs/>
+        </w:rPr>
+        <w:t xml:space="preserve"> </w:t>
+      </w:r>
+      <w:r>
+        <w:rPr>
+          <w:b/>
+          <w:bCs/>
+        </w:rPr>
+        <w:t xml:space="preserve">actions = real execution (not crash-absence).</w:t>
+      </w:r>
+      <w:r>
+        <w:t xml:space="preserve"> </w:t>
+      </w:r>
+      <w:r>
+        <w:t xml:space="preserve">Every</w:t>
+      </w:r>
+      <w:r>
+        <w:t xml:space="preserve"> </w:t>
+      </w:r>
+      <w:r>
+        <w:rPr>
+          <w:rStyle w:val="VerbatimChar"/>
+        </w:rPr>
+        <w:t xml:space="preserve">herald-cli-flavors.yaml</w:t>
+      </w:r>
+      <w:r>
+        <w:t xml:space="preserve"> </w:t>
+      </w:r>
+      <w:r>
+        <w:t xml:space="preserve">step uses</w:t>
+      </w:r>
+      <w:r>
+        <w:t xml:space="preserve"> </w:t>
+      </w:r>
+      <w:r>
+        <w:rPr>
+          <w:rStyle w:val="VerbatimChar"/>
+        </w:rPr>
+        <w:t xml:space="preserve">action: "shell: &lt;cmd&gt;"</w:t>
+      </w:r>
+      <w:r>
+        <w:t xml:space="preserve">. HelixQA's</w:t>
+      </w:r>
+      <w:r>
+        <w:t xml:space="preserve"> </w:t>
+      </w:r>
+      <w:r>
+        <w:t xml:space="preserve">desktop challenge path (</w:t>
+      </w:r>
+      <w:r>
+        <w:rPr>
+          <w:rStyle w:val="VerbatimChar"/>
+        </w:rPr>
+        <w:t xml:space="preserve">executeDesktopShellSteps</w:t>
+      </w:r>
+      <w:r>
+        <w:t xml:space="preserve">) runs each via</w:t>
+      </w:r>
+      <w:r>
+        <w:t xml:space="preserve"> </w:t>
+      </w:r>
+      <w:r>
+        <w:rPr>
+          <w:rStyle w:val="VerbatimChar"/>
+        </w:rPr>
+        <w:t xml:space="preserve">sh -c</w:t>
+      </w:r>
+      <w:r>
+        <w:t xml:space="preserve">,</w:t>
+      </w:r>
+      <w:r>
+        <w:t xml:space="preserve"> </w:t>
+      </w:r>
+      <w:r>
+        <w:t xml:space="preserve">captures the real exit code + combined output, and scores PASS only when the</w:t>
+      </w:r>
+      <w:r>
+        <w:t xml:space="preserve"> </w:t>
+      </w:r>
+      <w:r>
+        <w:t xml:space="preserve">step exits 0. The command itself encodes the assertion — it pipes the</w:t>
+      </w:r>
+      <w:r>
+        <w:t xml:space="preserve"> </w:t>
+      </w:r>
+      <w:r>
+        <w:t xml:space="preserve">binary's stdout through</w:t>
+      </w:r>
+      <w:r>
+        <w:t xml:space="preserve"> </w:t>
+      </w:r>
+      <w:r>
+        <w:rPr>
+          <w:rStyle w:val="VerbatimChar"/>
+        </w:rPr>
+        <w:t xml:space="preserve">grep</w:t>
+      </w:r>
+      <w:r>
+        <w:t xml:space="preserve"> </w:t>
+      </w:r>
+      <w:r>
+        <w:t xml:space="preserve">(</w:t>
+      </w:r>
+      <w:r>
+        <w:rPr>
+          <w:rStyle w:val="VerbatimChar"/>
+        </w:rPr>
+        <w:t xml:space="preserve">"binary":"pherald"</w:t>
+      </w:r>
+      <w:r>
+        <w:t xml:space="preserve">, the flavor code, the</w:t>
+      </w:r>
+      <w:r>
+        <w:t xml:space="preserve"> </w:t>
+      </w:r>
+      <w:r>
+        <w:t xml:space="preserve">DisplayName, the named subcommands), so a wrong field or branding regression</w:t>
+      </w:r>
+      <w:r>
+        <w:t xml:space="preserve"> </w:t>
+      </w:r>
+      <w:r>
+        <w:t xml:space="preserve">forces a non-zero exit → FAIL. A prose (non-</w:t>
+      </w:r>
+      <w:r>
+        <w:rPr>
+          <w:rStyle w:val="VerbatimChar"/>
+        </w:rPr>
+        <w:t xml:space="preserve">shell:</w:t>
+      </w:r>
+      <w:r>
+        <w:t xml:space="preserve">) action would instead</w:t>
+      </w:r>
+      <w:r>
+        <w:t xml:space="preserve"> </w:t>
+      </w:r>
+      <w:r>
+        <w:t xml:space="preserve">SKIP honestly with a "convert to</w:t>
+      </w:r>
+      <w:r>
+        <w:t xml:space="preserve"> </w:t>
+      </w:r>
+      <w:r>
+        <w:rPr>
+          <w:rStyle w:val="VerbatimChar"/>
+        </w:rPr>
+        <w:t xml:space="preserve">action: \"shell: &lt;cmd&gt;\"</w:t>
+      </w:r>
+      <w:r>
+        <w:t xml:space="preserve">" reason — and the</w:t>
+      </w:r>
+      <w:r>
+        <w:t xml:space="preserve"> </w:t>
+      </w:r>
+      <w:r>
+        <w:t xml:space="preserve">aggregator will NEVER promote a desktop skip to PASSED on crash-absence</w:t>
+      </w:r>
+      <w:r>
+        <w:t xml:space="preserve"> </w:t>
+      </w:r>
+      <w:r>
+        <w:t xml:space="preserve">(desktop has no persistent app, so crash-absence is not CLI evidence; the</w:t>
+      </w:r>
+      <w:r>
+        <w:t xml:space="preserve"> </w:t>
+      </w:r>
+      <w:r>
+        <w:rPr>
+          <w:rStyle w:val="VerbatimChar"/>
+        </w:rPr>
+        <w:t xml:space="preserve">promoteSkippedToPassed</w:t>
+      </w:r>
+      <w:r>
+        <w:t xml:space="preserve"> </w:t>
+      </w:r>
+      <w:r>
+        <w:t xml:space="preserve">desktop guard in helixqa enforces this). Net: a</w:t>
+      </w:r>
+      <w:r>
+        <w:t xml:space="preserve"> </w:t>
+      </w:r>
+      <w:r>
+        <w:t xml:space="preserve">desktop PASS is earned only by genuine execution, and the captured command +</w:t>
+      </w:r>
+      <w:r>
+        <w:t xml:space="preserve"> </w:t>
+      </w:r>
+      <w:r>
+        <w:t xml:space="preserve">exit code is rendered into</w:t>
+      </w:r>
+      <w:r>
+        <w:t xml:space="preserve"> </w:t>
+      </w:r>
+      <w:r>
+        <w:rPr>
+          <w:rStyle w:val="VerbatimChar"/>
+        </w:rPr>
+        <w:t xml:space="preserve">qa-report.md</w:t>
+      </w:r>
+      <w:r>
+        <w:t xml:space="preserve"> </w:t>
+      </w:r>
+      <w:r>
+        <w:t xml:space="preserve">under "### Recorded evidence" as the</w:t>
+      </w:r>
+      <w:r>
+        <w:t xml:space="preserve"> </w:t>
+      </w:r>
+      <w:r>
+        <w:t xml:space="preserve">auditable §107.x proof. Mutation-proven: corrupting one case's assertion flips</w:t>
+      </w:r>
+      <w:r>
+        <w:t xml:space="preserve"> </w:t>
+      </w:r>
+      <w:r>
+        <w:t xml:space="preserve">it PASSED→FAILED. See</w:t>
+      </w:r>
+      <w:r>
+        <w:t xml:space="preserve"> </w:t>
+      </w:r>
+      <w:r>
+        <w:rPr>
+          <w:rStyle w:val="VerbatimChar"/>
+        </w:rPr>
+        <w:t xml:space="preserve">docs/qa/HRD-QA-CLI-FLAVORS-&lt;run-id&gt;/</w:t>
+      </w:r>
+      <w:r>
+        <w:t xml:space="preserve"> </w:t>
+      </w:r>
+      <w:r>
+        <w:t xml:space="preserve">for a captured run.</w:t>
+      </w:r>
+    </w:p>
     <w:p>
       <w:pPr>
         <w:pStyle w:val="BodyText"/>

--- a/docs/guides/HELIXQA_INTEGRATION.docx
+++ b/docs/guides/HELIXQA_INTEGRATION.docx
@@ -10,7 +10,7 @@
         <w:t xml:space="preserve">Herald</w:t>
       </w:r>
     </w:p>
-    <w:bookmarkStart w:id="20" w:name="Xea0aa05d727e9a4d24ee9262ebc0f2408ab7f30"/>
+    <w:bookmarkStart w:id="22" w:name="Xea0aa05d727e9a4d24ee9262ebc0f2408ab7f30"/>
     <w:p>
       <w:pPr>
         <w:pStyle w:val="Heading1"/>
@@ -75,7 +75,7 @@
               <w:pStyle w:val="Compact"/>
             </w:pPr>
             <w:r>
-              <w:t xml:space="preserve">1</w:t>
+              <w:t xml:space="preserve">2</w:t>
             </w:r>
           </w:p>
         </w:tc>
@@ -171,7 +171,11 @@
               <w:pStyle w:val="Compact"/>
             </w:pPr>
             <w:r>
-              <w:t xml:space="preserve">Operator-facing guide for running autonomous anti-bluff QA against Herald with the HelixQA framework. Documents what HelixQA is, the</w:t>
+              <w:rPr>
+                <w:b/>
+                <w:bCs/>
+              </w:rPr>
+              <w:t xml:space="preserve">r2: closed the api-bank wiring gap.</w:t>
             </w:r>
             <w:r>
               <w:t xml:space="preserve"> </w:t>
@@ -180,25 +184,28 @@
               <w:rPr>
                 <w:rStyle w:val="VerbatimChar"/>
               </w:rPr>
-              <w:t xml:space="preserve">~/Projects</w:t>
-            </w:r>
-            <w:r>
-              <w:t xml:space="preserve"> </w:t>
-            </w:r>
-            <w:r>
-              <w:t xml:space="preserve">sibling layout (CONST-051 flat-layout, no nested submodule chains), the LLM/Vision bridge (</w:t>
+              <w:t xml:space="preserve">challenges/helixqa-banks/herald-api-v1.yaml</w:t>
+            </w:r>
+            <w:r>
+              <w:t xml:space="preserve"> </w:t>
+            </w:r>
+            <w:r>
+              <w:t xml:space="preserve">was rewritten from prose</w:t>
+            </w:r>
+            <w:r>
+              <w:t xml:space="preserve"> </w:t>
             </w:r>
             <w:r>
               <w:rPr>
                 <w:rStyle w:val="VerbatimChar"/>
               </w:rPr>
-              <w:t xml:space="preserve">claude</w:t>
-            </w:r>
-            <w:r>
-              <w:t xml:space="preserve"> </w:t>
-            </w:r>
-            <w:r>
-              <w:t xml:space="preserve">on PATH wrapped as a</w:t>
+              <w:t xml:space="preserve">action:</w:t>
+            </w:r>
+            <w:r>
+              <w:t xml:space="preserve"> </w:t>
+            </w:r>
+            <w:r>
+              <w:t xml:space="preserve">strings (which parse as</w:t>
             </w:r>
             <w:r>
               <w:t xml:space="preserve"> </w:t>
@@ -207,10 +214,13 @@
               <w:rPr>
                 <w:rStyle w:val="VerbatimChar"/>
               </w:rPr>
-              <w:t xml:space="preserve">BridgedCLIProvider</w:t>
-            </w:r>
-            <w:r>
-              <w:t xml:space="preserve">), the two Herald test banks under</w:t>
+              <w:t xml:space="preserve">ActionTypeDescription</w:t>
+            </w:r>
+            <w:r>
+              <w:t xml:space="preserve"> </w:t>
+            </w:r>
+            <w:r>
+              <w:t xml:space="preserve">and never execute, and which</w:t>
             </w:r>
             <w:r>
               <w:t xml:space="preserve"> </w:t>
@@ -219,13 +229,13 @@
               <w:rPr>
                 <w:rStyle w:val="VerbatimChar"/>
               </w:rPr>
-              <w:t xml:space="preserve">challenges/helixqa-banks/</w:t>
-            </w:r>
-            <w:r>
-              <w:t xml:space="preserve"> </w:t>
-            </w:r>
-            <w:r>
-              <w:t xml:space="preserve">(the pherald</w:t>
+              <w:t xml:space="preserve">helixqa run --platform</w:t>
+            </w:r>
+            <w:r>
+              <w:t xml:space="preserve"> </w:t>
+            </w:r>
+            <w:r>
+              <w:t xml:space="preserve">could never select since it accepts only android/web/desktop/all, not api) to typed</w:t>
             </w:r>
             <w:r>
               <w:t xml:space="preserve"> </w:t>
@@ -234,16 +244,112 @@
               <w:rPr>
                 <w:rStyle w:val="VerbatimChar"/>
               </w:rPr>
-              <w:t xml:space="preserve">/v1/*</w:t>
-            </w:r>
-            <w:r>
-              <w:t xml:space="preserve"> </w:t>
-            </w:r>
-            <w:r>
-              <w:t xml:space="preserve">API bank + the eight-flavor CLI bank), the</w:t>
-            </w:r>
-            <w:r>
-              <w:t xml:space="preserve"> </w:t>
+              <w:t xml:space="preserve">shell:</w:t>
+            </w:r>
+            <w:r>
+              <w:t xml:space="preserve"> </w:t>
+            </w:r>
+            <w:r>
+              <w:t xml:space="preserve">curl actions that GENUINELY EXECUTE on the</w:t>
+            </w:r>
+            <w:r>
+              <w:t xml:space="preserve"> </w:t>
+            </w:r>
+            <w:r>
+              <w:rPr>
+                <w:rStyle w:val="VerbatimChar"/>
+              </w:rPr>
+              <w:t xml:space="preserve">desktop</w:t>
+            </w:r>
+            <w:r>
+              <w:t xml:space="preserve"> </w:t>
+            </w:r>
+            <w:r>
+              <w:t xml:space="preserve">orchestrator path with assertions that BITE (exact-match</w:t>
+            </w:r>
+            <w:r>
+              <w:t xml:space="preserve"> </w:t>
+            </w:r>
+            <w:r>
+              <w:rPr>
+                <w:rStyle w:val="VerbatimChar"/>
+              </w:rPr>
+              <w:t xml:space="preserve">[ "$code" = "401" ]</w:t>
+            </w:r>
+            <w:r>
+              <w:t xml:space="preserve">,</w:t>
+            </w:r>
+            <w:r>
+              <w:t xml:space="preserve"> </w:t>
+            </w:r>
+            <w:r>
+              <w:rPr>
+                <w:rStyle w:val="VerbatimChar"/>
+              </w:rPr>
+              <w:t xml:space="preserve">python3 assert</w:t>
+            </w:r>
+            <w:r>
+              <w:t xml:space="preserve"> </w:t>
+            </w:r>
+            <w:r>
+              <w:t xml:space="preserve">on JSON bodies,</w:t>
+            </w:r>
+            <w:r>
+              <w:t xml:space="preserve"> </w:t>
+            </w:r>
+            <w:r>
+              <w:rPr>
+                <w:rStyle w:val="VerbatimChar"/>
+              </w:rPr>
+              <w:t xml:space="preserve">grep -q</w:t>
+            </w:r>
+            <w:r>
+              <w:t xml:space="preserve"> </w:t>
+            </w:r>
+            <w:r>
+              <w:t xml:space="preserve">on the metrics gauge /</w:t>
+            </w:r>
+            <w:r>
+              <w:t xml:space="preserve"> </w:t>
+            </w:r>
+            <w:r>
+              <w:rPr>
+                <w:rStyle w:val="VerbatimChar"/>
+              </w:rPr>
+              <w:t xml:space="preserve">event_parser:</w:t>
+            </w:r>
+            <w:r>
+              <w:t xml:space="preserve"> </w:t>
+            </w:r>
+            <w:r>
+              <w:t xml:space="preserve">tag /</w:t>
+            </w:r>
+            <w:r>
+              <w:t xml:space="preserve"> </w:t>
+            </w:r>
+            <w:r>
+              <w:rPr>
+                <w:rStyle w:val="VerbatimChar"/>
+              </w:rPr>
+              <w:t xml:space="preserve">X-Herald-Replay</w:t>
+            </w:r>
+            <w:r>
+              <w:t xml:space="preserve"> </w:t>
+            </w:r>
+            <w:r>
+              <w:t xml:space="preserve">header). Cases now declare</w:t>
+            </w:r>
+            <w:r>
+              <w:t xml:space="preserve"> </w:t>
+            </w:r>
+            <w:r>
+              <w:rPr>
+                <w:rStyle w:val="VerbatimChar"/>
+              </w:rPr>
+              <w:t xml:space="preserve">platforms: [api, desktop]</w:t>
+            </w:r>
+            <w:r>
+              <w:t xml:space="preserve">. The launcher (</w:t>
             </w:r>
             <w:r>
               <w:rPr>
@@ -252,10 +358,7 @@
               <w:t xml:space="preserve">scripts/helixqa_run.sh</w:t>
             </w:r>
             <w:r>
-              <w:t xml:space="preserve"> </w:t>
-            </w:r>
-            <w:r>
-              <w:t xml:space="preserve">launcher (build → boot real PG + pherald serve → run banks → preserve evidence), the bank YAML structure, the evidence layout under</w:t>
+              <w:t xml:space="preserve">) exports</w:t>
             </w:r>
             <w:r>
               <w:t xml:space="preserve"> </w:t>
@@ -264,10 +367,112 @@
               <w:rPr>
                 <w:rStyle w:val="VerbatimChar"/>
               </w:rPr>
-              <w:t xml:space="preserve">qa-results/helixqa/&lt;run-id&gt;/</w:t>
-            </w:r>
-            <w:r>
-              <w:t xml:space="preserve">, and where HelixQA fits as Herald's autonomous-QA single-source-of-truth.</w:t>
+              <w:t xml:space="preserve">HELIXQA_HTTP_BASE_URL</w:t>
+            </w:r>
+            <w:r>
+              <w:t xml:space="preserve"> </w:t>
+            </w:r>
+            <w:r>
+              <w:t xml:space="preserve">when the live serve is up and runs</w:t>
+            </w:r>
+            <w:r>
+              <w:t xml:space="preserve"> </w:t>
+            </w:r>
+            <w:r>
+              <w:rPr>
+                <w:rStyle w:val="VerbatimChar"/>
+              </w:rPr>
+              <w:t xml:space="preserve">--platform desktop</w:t>
+            </w:r>
+            <w:r>
+              <w:t xml:space="preserve"> </w:t>
+            </w:r>
+            <w:r>
+              <w:t xml:space="preserve">(not</w:t>
+            </w:r>
+            <w:r>
+              <w:t xml:space="preserve"> </w:t>
+            </w:r>
+            <w:r>
+              <w:rPr>
+                <w:rStyle w:val="VerbatimChar"/>
+              </w:rPr>
+              <w:t xml:space="preserve">all</w:t>
+            </w:r>
+            <w:r>
+              <w:t xml:space="preserve">, which added phantom UI-platform skips). Self-validated against a self-signed-HTTPS stub: 11/11 PASS (good responses) vs 10/11 FAIL (wrong responses) — bite proof under</w:t>
+            </w:r>
+            <w:r>
+              <w:t xml:space="preserve"> </w:t>
+            </w:r>
+            <w:r>
+              <w:rPr>
+                <w:rStyle w:val="VerbatimChar"/>
+              </w:rPr>
+              <w:t xml:space="preserve">qa-results/api-bank-rewrite-validation/</w:t>
+            </w:r>
+            <w:r>
+              <w:t xml:space="preserve">. HTTP-executor TLS-verify limitation documented (no</w:t>
+            </w:r>
+            <w:r>
+              <w:t xml:space="preserve"> </w:t>
+            </w:r>
+            <w:r>
+              <w:rPr>
+                <w:rStyle w:val="VerbatimChar"/>
+              </w:rPr>
+              <w:t xml:space="preserve">InsecureSkipVerify</w:t>
+            </w:r>
+            <w:r>
+              <w:t xml:space="preserve"> </w:t>
+            </w:r>
+            <w:r>
+              <w:t xml:space="preserve">→</w:t>
+            </w:r>
+            <w:r>
+              <w:t xml:space="preserve"> </w:t>
+            </w:r>
+            <w:r>
+              <w:rPr>
+                <w:rStyle w:val="VerbatimChar"/>
+              </w:rPr>
+              <w:t xml:space="preserve">http:</w:t>
+            </w:r>
+            <w:r>
+              <w:t xml:space="preserve"> </w:t>
+            </w:r>
+            <w:r>
+              <w:t xml:space="preserve">action unusable for the self-signed listener →</w:t>
+            </w:r>
+            <w:r>
+              <w:t xml:space="preserve"> </w:t>
+            </w:r>
+            <w:r>
+              <w:rPr>
+                <w:rStyle w:val="VerbatimChar"/>
+              </w:rPr>
+              <w:t xml:space="preserve">shell:</w:t>
+            </w:r>
+            <w:r>
+              <w:t xml:space="preserve"> </w:t>
+            </w:r>
+            <w:r>
+              <w:t xml:space="preserve">+</w:t>
+            </w:r>
+            <w:r>
+              <w:t xml:space="preserve"> </w:t>
+            </w:r>
+            <w:r>
+              <w:rPr>
+                <w:rStyle w:val="VerbatimChar"/>
+              </w:rPr>
+              <w:t xml:space="preserve">curl -k</w:t>
+            </w:r>
+            <w:r>
+              <w:t xml:space="preserve"> </w:t>
+            </w:r>
+            <w:r>
+              <w:t xml:space="preserve">is the fit). Prior r1: initial operator-facing guide.</w:t>
             </w:r>
           </w:p>
         </w:tc>
@@ -339,7 +544,37 @@
               <w:pStyle w:val="Compact"/>
             </w:pPr>
             <w:r>
-              <w:t xml:space="preserve">(n/a — new guide)</w:t>
+              <w:t xml:space="preserve">api-bank wiring gap closed — prose</w:t>
+            </w:r>
+            <w:r>
+              <w:t xml:space="preserve"> </w:t>
+            </w:r>
+            <w:r>
+              <w:rPr>
+                <w:rStyle w:val="VerbatimChar"/>
+              </w:rPr>
+              <w:t xml:space="preserve">action:</w:t>
+            </w:r>
+            <w:r>
+              <w:t xml:space="preserve"> </w:t>
+            </w:r>
+            <w:r>
+              <w:t xml:space="preserve">strings → typed</w:t>
+            </w:r>
+            <w:r>
+              <w:t xml:space="preserve"> </w:t>
+            </w:r>
+            <w:r>
+              <w:rPr>
+                <w:rStyle w:val="VerbatimChar"/>
+              </w:rPr>
+              <w:t xml:space="preserve">shell:</w:t>
+            </w:r>
+            <w:r>
+              <w:t xml:space="preserve"> </w:t>
+            </w:r>
+            <w:r>
+              <w:t xml:space="preserve">curl actions that genuinely execute with biting assertions (r2)</w:t>
             </w:r>
           </w:p>
         </w:tc>
@@ -792,7 +1027,7 @@
         <w:rPr>
           <w:rStyle w:val="VerbatimChar"/>
         </w:rPr>
-        <w:t xml:space="preserve">platforms: [api]</w:t>
+        <w:t xml:space="preserve">platforms: [api, desktop]</w:t>
       </w:r>
       <w:r>
         <w:t xml:space="preserve">) — the live Gin</w:t>
@@ -870,7 +1105,64 @@
         <w:t xml:space="preserve"> </w:t>
       </w:r>
       <w:r>
-        <w:t xml:space="preserve">built-ins.</w:t>
+        <w:t xml:space="preserve">built-ins. The cases declare BOTH</w:t>
+      </w:r>
+      <w:r>
+        <w:t xml:space="preserve"> </w:t>
+      </w:r>
+      <w:r>
+        <w:rPr>
+          <w:rStyle w:val="VerbatimChar"/>
+        </w:rPr>
+        <w:t xml:space="preserve">api</w:t>
+      </w:r>
+      <w:r>
+        <w:t xml:space="preserve"> </w:t>
+      </w:r>
+      <w:r>
+        <w:t xml:space="preserve">(the semantic surface tag) and</w:t>
+      </w:r>
+      <w:r>
+        <w:t xml:space="preserve"> </w:t>
+      </w:r>
+      <w:r>
+        <w:rPr>
+          <w:rStyle w:val="VerbatimChar"/>
+        </w:rPr>
+        <w:t xml:space="preserve">desktop</w:t>
+      </w:r>
+      <w:r>
+        <w:t xml:space="preserve"> </w:t>
+      </w:r>
+      <w:r>
+        <w:t xml:space="preserve">(the platform whose orchestrator</w:t>
+      </w:r>
+      <w:r>
+        <w:t xml:space="preserve"> </w:t>
+      </w:r>
+      <w:r>
+        <w:t xml:space="preserve">path genuinely executes their</w:t>
+      </w:r>
+      <w:r>
+        <w:t xml:space="preserve"> </w:t>
+      </w:r>
+      <w:r>
+        <w:rPr>
+          <w:rStyle w:val="VerbatimChar"/>
+        </w:rPr>
+        <w:t xml:space="preserve">shell:</w:t>
+      </w:r>
+      <w:r>
+        <w:t xml:space="preserve"> </w:t>
+      </w:r>
+      <w:r>
+        <w:t xml:space="preserve">curl actions — see the</w:t>
+      </w:r>
+      <w:r>
+        <w:t xml:space="preserve"> </w:t>
+      </w:r>
+      <w:r>
+        <w:t xml:space="preserve">"API-bank execution model" note below).</w:t>
       </w:r>
     </w:p>
     <w:p>
@@ -1932,7 +2224,7 @@
         <w:t xml:space="preserve"> </w:t>
       </w:r>
       <w:r>
-        <w:t xml:space="preserve">body as evidence. When PG is unreachable, the live serve is</w:t>
+        <w:t xml:space="preserve">body as evidence. On success the launcher</w:t>
       </w:r>
       <w:r>
         <w:t xml:space="preserve"> </w:t>
@@ -1942,19 +2234,77 @@
           <w:b/>
           <w:bCs/>
         </w:rPr>
+        <w:t xml:space="preserve">exports</w:t>
+      </w:r>
+      <w:r>
+        <w:rPr>
+          <w:b/>
+          <w:bCs/>
+        </w:rPr>
+        <w:t xml:space="preserve"> </w:t>
+      </w:r>
+      <w:r>
+        <w:rPr>
+          <w:rStyle w:val="VerbatimChar"/>
+          <w:b/>
+          <w:bCs/>
+        </w:rPr>
+        <w:t xml:space="preserve">HELIXQA_HTTP_BASE_URL=https://127.0.0.1:${HERALD_HTTP_PORT}</w:t>
+      </w:r>
+      <w:r>
+        <w:t xml:space="preserve"> </w:t>
+      </w:r>
+      <w:r>
+        <w:t xml:space="preserve">so the</w:t>
+      </w:r>
+      <w:r>
+        <w:t xml:space="preserve"> </w:t>
+      </w:r>
+      <w:r>
+        <w:t xml:space="preserve">API bank's</w:t>
+      </w:r>
+      <w:r>
+        <w:t xml:space="preserve"> </w:t>
+      </w:r>
+      <w:r>
+        <w:rPr>
+          <w:rStyle w:val="VerbatimChar"/>
+        </w:rPr>
+        <w:t xml:space="preserve">shell:</w:t>
+      </w:r>
+      <w:r>
+        <w:t xml:space="preserve"> </w:t>
+      </w:r>
+      <w:r>
+        <w:t xml:space="preserve">curl steps target the real listener. When PG is</w:t>
+      </w:r>
+      <w:r>
+        <w:t xml:space="preserve"> </w:t>
+      </w:r>
+      <w:r>
+        <w:t xml:space="preserve">unreachable, the live serve is</w:t>
+      </w:r>
+      <w:r>
+        <w:t xml:space="preserve"> </w:t>
+      </w:r>
+      <w:r>
+        <w:rPr>
+          <w:b/>
+          <w:bCs/>
+        </w:rPr>
         <w:t xml:space="preserve">SKIPPED with a recorded reason</w:t>
       </w:r>
       <w:r>
         <w:t xml:space="preserve"> </w:t>
       </w:r>
       <w:r>
-        <w:t xml:space="preserve">(§11.4.3) and the API bank is left</w:t>
-      </w:r>
-      <w:r>
-        <w:t xml:space="preserve"> </w:t>
-      </w:r>
-      <w:r>
-        <w:t xml:space="preserve">out of the run so no API coverage is claimed that was not exercised.</w:t>
+        <w:t xml:space="preserve">(§11.4.3) and the API bank is left out of the run so no API coverage is</w:t>
+      </w:r>
+      <w:r>
+        <w:t xml:space="preserve"> </w:t>
+      </w:r>
+      <w:r>
+        <w:t xml:space="preserve">claimed that was not exercised.</w:t>
       </w:r>
     </w:p>
     <w:p>
@@ -1985,7 +2335,7 @@
         <w:rPr>
           <w:rStyle w:val="VerbatimChar"/>
         </w:rPr>
-        <w:t xml:space="preserve">helixqa run --banks &lt;cli[,api]&gt; --platform desktop</w:t>
+        <w:t xml:space="preserve">helixqa run --banks &lt;api,cli&gt; --platform desktop</w:t>
       </w:r>
       <w:r>
         <w:t xml:space="preserve"> </w:t>
@@ -2003,40 +2353,37 @@
         <w:t xml:space="preserve">qa-results/helixqa/&lt;run-id&gt;/</w:t>
       </w:r>
       <w:r>
-        <w:t xml:space="preserve">. The CLI</w:t>
-      </w:r>
-      <w:r>
-        <w:t xml:space="preserve"> </w:t>
-      </w:r>
-      <w:r>
-        <w:t xml:space="preserve">bank is</w:t>
-      </w:r>
-      <w:r>
-        <w:t xml:space="preserve"> </w:t>
-      </w:r>
-      <w:r>
-        <w:rPr>
-          <w:rStyle w:val="VerbatimChar"/>
-        </w:rPr>
-        <w:t xml:space="preserve">[desktop]</w:t>
-      </w:r>
-      <w:r>
-        <w:t xml:space="preserve">; the launcher pins</w:t>
-      </w:r>
-      <w:r>
-        <w:t xml:space="preserve"> </w:t>
-      </w:r>
-      <w:r>
-        <w:rPr>
-          <w:rStyle w:val="VerbatimChar"/>
-        </w:rPr>
-        <w:t xml:space="preserve">--platform desktop</w:t>
-      </w:r>
-      <w:r>
-        <w:t xml:space="preserve"> </w:t>
-      </w:r>
-      <w:r>
-        <w:t xml:space="preserve">rather than</w:t>
+        <w:t xml:space="preserve">.</w:t>
+      </w:r>
+      <w:r>
+        <w:t xml:space="preserve"> </w:t>
+      </w:r>
+      <w:r>
+        <w:rPr>
+          <w:rStyle w:val="VerbatimChar"/>
+        </w:rPr>
+        <w:t xml:space="preserve">desktop</w:t>
+      </w:r>
+      <w:r>
+        <w:t xml:space="preserve"> </w:t>
+      </w:r>
+      <w:r>
+        <w:t xml:space="preserve">is the platform whose orchestrator path genuinely executes</w:t>
+      </w:r>
+      <w:r>
+        <w:t xml:space="preserve"> </w:t>
+      </w:r>
+      <w:r>
+        <w:rPr>
+          <w:rStyle w:val="VerbatimChar"/>
+        </w:rPr>
+        <w:t xml:space="preserve">shell:</w:t>
+      </w:r>
+      <w:r>
+        <w:t xml:space="preserve"> </w:t>
+      </w:r>
+      <w:r>
+        <w:t xml:space="preserve">actions (both banks declare only desktop-executable steps);</w:t>
       </w:r>
       <w:r>
         <w:t xml:space="preserve"> </w:t>
@@ -2051,22 +2398,7 @@
         <w:t xml:space="preserve"> </w:t>
       </w:r>
       <w:r>
-        <w:t xml:space="preserve">because</w:t>
-      </w:r>
-      <w:r>
-        <w:t xml:space="preserve"> </w:t>
-      </w:r>
-      <w:r>
-        <w:rPr>
-          <w:rStyle w:val="VerbatimChar"/>
-        </w:rPr>
-        <w:t xml:space="preserve">all</w:t>
-      </w:r>
-      <w:r>
-        <w:t xml:space="preserve"> </w:t>
-      </w:r>
-      <w:r>
-        <w:t xml:space="preserve">spreads the desktop cases across</w:t>
+        <w:t xml:space="preserve">would add phantom SKIP rows on the</w:t>
       </w:r>
       <w:r>
         <w:t xml:space="preserve"> </w:t>
@@ -2078,18 +2410,30 @@
         <w:t xml:space="preserve">android</w:t>
       </w:r>
       <w:r>
+        <w:t xml:space="preserve"> </w:t>
+      </w:r>
+      <w:r>
         <w:t xml:space="preserve">/</w:t>
       </w:r>
       <w:r>
+        <w:t xml:space="preserve"> </w:t>
+      </w:r>
+      <w:r>
         <w:rPr>
           <w:rStyle w:val="VerbatimChar"/>
         </w:rPr>
         <w:t xml:space="preserve">androidtv</w:t>
       </w:r>
       <w:r>
+        <w:t xml:space="preserve"> </w:t>
+      </w:r>
+      <w:r>
         <w:t xml:space="preserve">/</w:t>
       </w:r>
       <w:r>
+        <w:t xml:space="preserve"> </w:t>
+      </w:r>
+      <w:r>
         <w:rPr>
           <w:rStyle w:val="VerbatimChar"/>
         </w:rPr>
@@ -2099,106 +2443,7 @@
         <w:t xml:space="preserve"> </w:t>
       </w:r>
       <w:r>
-        <w:t xml:space="preserve">targets where they SKIP as noise. (The API</w:t>
-      </w:r>
-      <w:r>
-        <w:t xml:space="preserve"> </w:t>
-      </w:r>
-      <w:r>
-        <w:t xml:space="preserve">bank's</w:t>
-      </w:r>
-      <w:r>
-        <w:t xml:space="preserve"> </w:t>
-      </w:r>
-      <w:r>
-        <w:rPr>
-          <w:rStyle w:val="VerbatimChar"/>
-        </w:rPr>
-        <w:t xml:space="preserve">[api]</w:t>
-      </w:r>
-      <w:r>
-        <w:t xml:space="preserve"> </w:t>
-      </w:r>
-      <w:r>
-        <w:t xml:space="preserve">platform is</w:t>
-      </w:r>
-      <w:r>
-        <w:t xml:space="preserve"> </w:t>
-      </w:r>
-      <w:r>
-        <w:rPr>
-          <w:b/>
-          <w:bCs/>
-        </w:rPr>
-        <w:t xml:space="preserve">not</w:t>
-      </w:r>
-      <w:r>
-        <w:t xml:space="preserve"> </w:t>
-      </w:r>
-      <w:r>
-        <w:t xml:space="preserve">one of</w:t>
-      </w:r>
-      <w:r>
-        <w:t xml:space="preserve"> </w:t>
-      </w:r>
-      <w:r>
-        <w:rPr>
-          <w:rStyle w:val="VerbatimChar"/>
-        </w:rPr>
-        <w:t xml:space="preserve">helixqa run</w:t>
-      </w:r>
-      <w:r>
-        <w:t xml:space="preserve">'s platforms —</w:t>
-      </w:r>
-      <w:r>
-        <w:t xml:space="preserve"> </w:t>
-      </w:r>
-      <w:r>
-        <w:rPr>
-          <w:rStyle w:val="VerbatimChar"/>
-        </w:rPr>
-        <w:t xml:space="preserve">android | web | desktop | all</w:t>
-      </w:r>
-      <w:r>
-        <w:t xml:space="preserve"> </w:t>
-      </w:r>
-      <w:r>
-        <w:t xml:space="preserve">— so the API plane is driven by the live</w:t>
-      </w:r>
-      <w:r>
-        <w:t xml:space="preserve"> </w:t>
-      </w:r>
-      <w:r>
-        <w:rPr>
-          <w:rStyle w:val="VerbatimChar"/>
-        </w:rPr>
-        <w:t xml:space="preserve">pherald serve</w:t>
-      </w:r>
-      <w:r>
-        <w:t xml:space="preserve"> </w:t>
-      </w:r>
-      <w:r>
-        <w:t xml:space="preserve">boot in step 4 and asserted there; see the api-bank</w:t>
-      </w:r>
-      <w:r>
-        <w:t xml:space="preserve"> </w:t>
-      </w:r>
-      <w:r>
-        <w:t xml:space="preserve">wiring follow-up under</w:t>
-      </w:r>
-      <w:r>
-        <w:t xml:space="preserve"> </w:t>
-      </w:r>
-      <w:hyperlink w:anchor="the-test-banks">
-        <w:r>
-          <w:rPr>
-            <w:rStyle w:val="Hyperlink"/>
-          </w:rPr>
-          <w:t xml:space="preserve">The test banks</w:t>
-        </w:r>
-      </w:hyperlink>
-      <w:r>
-        <w:t xml:space="preserve">.)</w:t>
+        <w:t xml:space="preserve">platforms and mask the real desktop verdicts.</w:t>
       </w:r>
     </w:p>
     <w:p>
@@ -2392,7 +2637,7 @@
       </w:r>
     </w:p>
     <w:bookmarkEnd w:id="14"/>
-    <w:bookmarkStart w:id="15" w:name="the-test-banks"/>
+    <w:bookmarkStart w:id="17" w:name="the-test-banks"/>
     <w:p>
       <w:pPr>
         <w:pStyle w:val="Heading2"/>
@@ -2723,7 +2968,7 @@
               <w:rPr>
                 <w:rStyle w:val="VerbatimChar"/>
               </w:rPr>
-              <w:t xml:space="preserve">api</w:t>
+              <w:t xml:space="preserve">api, desktop</w:t>
             </w:r>
           </w:p>
         </w:tc>
@@ -2760,7 +3005,22 @@
               <w:t xml:space="preserve"> </w:t>
             </w:r>
             <w:r>
-              <w:t xml:space="preserve">routes:</w:t>
+              <w:t xml:space="preserve">routes via typed</w:t>
+            </w:r>
+            <w:r>
+              <w:t xml:space="preserve"> </w:t>
+            </w:r>
+            <w:r>
+              <w:rPr>
+                <w:rStyle w:val="VerbatimChar"/>
+              </w:rPr>
+              <w:t xml:space="preserve">shell:</w:t>
+            </w:r>
+            <w:r>
+              <w:t xml:space="preserve"> </w:t>
+            </w:r>
+            <w:r>
+              <w:t xml:space="preserve">curl actions:</w:t>
             </w:r>
             <w:r>
               <w:t xml:space="preserve"> </w:t>
@@ -2932,7 +3192,7 @@
               <w:t xml:space="preserve"> </w:t>
             </w:r>
             <w:r>
-              <w:t xml:space="preserve">subcommand discoverability; unknown-subcommand fail-loud. Uses self-asserting</w:t>
+              <w:t xml:space="preserve">subcommand discoverability; unknown-subcommand fail-loud. Self-asserting</w:t>
             </w:r>
             <w:r>
               <w:t xml:space="preserve"> </w:t>
@@ -2947,1067 +3207,562 @@
               <w:t xml:space="preserve"> </w:t>
             </w:r>
             <w:r>
-              <w:t xml:space="preserve">actions (see below) so HelixQA REALLY runs each compiled binary.</w:t>
+              <w:t xml:space="preserve">actions (see below).</w:t>
             </w:r>
           </w:p>
         </w:tc>
       </w:tr>
     </w:tbl>
+    <w:bookmarkStart w:id="15" w:name="X07b3bb12beef5eb801b470964ef717f8d27cb3e"/>
     <w:p>
       <w:pPr>
-        <w:pStyle w:val="BodyText"/>
-      </w:pPr>
-      <w:r>
-        <w:rPr>
-          <w:rStyle w:val="VerbatimChar"/>
+        <w:pStyle w:val="Heading3"/>
+      </w:pPr>
+      <w:r>
+        <w:t xml:space="preserve">CLI-bank execution model —</w:t>
+      </w:r>
+      <w:r>
+        <w:t xml:space="preserve"> </w:t>
+      </w:r>
+      <w:r>
+        <w:rPr>
+          <w:rStyle w:val="VerbatimChar"/>
+        </w:rPr>
+        <w:t xml:space="preserve">shell:</w:t>
+      </w:r>
+      <w:r>
+        <w:t xml:space="preserve"> </w:t>
+      </w:r>
+      <w:r>
+        <w:t xml:space="preserve">actions = real execution (not crash-absence)</w:t>
+      </w:r>
+    </w:p>
+    <w:p>
+      <w:pPr>
+        <w:pStyle w:val="FirstParagraph"/>
+      </w:pPr>
+      <w:r>
+        <w:t xml:space="preserve">Every</w:t>
+      </w:r>
+      <w:r>
+        <w:t xml:space="preserve"> </w:t>
+      </w:r>
+      <w:r>
+        <w:rPr>
+          <w:rStyle w:val="VerbatimChar"/>
+        </w:rPr>
+        <w:t xml:space="preserve">herald-cli-flavors.yaml</w:t>
+      </w:r>
+      <w:r>
+        <w:t xml:space="preserve"> </w:t>
+      </w:r>
+      <w:r>
+        <w:t xml:space="preserve">step uses</w:t>
+      </w:r>
+      <w:r>
+        <w:t xml:space="preserve"> </w:t>
+      </w:r>
+      <w:r>
+        <w:rPr>
+          <w:rStyle w:val="VerbatimChar"/>
+        </w:rPr>
+        <w:t xml:space="preserve">action: "shell: &lt;cmd&gt;"</w:t>
+      </w:r>
+      <w:r>
+        <w:t xml:space="preserve">. HelixQA's</w:t>
+      </w:r>
+      <w:r>
+        <w:t xml:space="preserve"> </w:t>
+      </w:r>
+      <w:r>
+        <w:t xml:space="preserve">desktop challenge path (</w:t>
+      </w:r>
+      <w:r>
+        <w:rPr>
+          <w:rStyle w:val="VerbatimChar"/>
+        </w:rPr>
+        <w:t xml:space="preserve">executeDesktopShellSteps</w:t>
+      </w:r>
+      <w:r>
+        <w:t xml:space="preserve">) runs each via</w:t>
+      </w:r>
+      <w:r>
+        <w:t xml:space="preserve"> </w:t>
+      </w:r>
+      <w:r>
+        <w:rPr>
+          <w:rStyle w:val="VerbatimChar"/>
+        </w:rPr>
+        <w:t xml:space="preserve">sh -c</w:t>
+      </w:r>
+      <w:r>
+        <w:t xml:space="preserve">,</w:t>
+      </w:r>
+      <w:r>
+        <w:t xml:space="preserve"> </w:t>
+      </w:r>
+      <w:r>
+        <w:t xml:space="preserve">captures the real exit code + combined output, and scores PASS only when the</w:t>
+      </w:r>
+      <w:r>
+        <w:t xml:space="preserve"> </w:t>
+      </w:r>
+      <w:r>
+        <w:t xml:space="preserve">step exits 0. The command itself encodes the assertion — it pipes the binary's</w:t>
+      </w:r>
+      <w:r>
+        <w:t xml:space="preserve"> </w:t>
+      </w:r>
+      <w:r>
+        <w:t xml:space="preserve">stdout through</w:t>
+      </w:r>
+      <w:r>
+        <w:t xml:space="preserve"> </w:t>
+      </w:r>
+      <w:r>
+        <w:rPr>
+          <w:rStyle w:val="VerbatimChar"/>
+        </w:rPr>
+        <w:t xml:space="preserve">grep</w:t>
+      </w:r>
+      <w:r>
+        <w:t xml:space="preserve"> </w:t>
+      </w:r>
+      <w:r>
+        <w:t xml:space="preserve">(</w:t>
+      </w:r>
+      <w:r>
+        <w:rPr>
+          <w:rStyle w:val="VerbatimChar"/>
+        </w:rPr>
+        <w:t xml:space="preserve">"binary":"pherald"</w:t>
+      </w:r>
+      <w:r>
+        <w:t xml:space="preserve">, the flavor code, the DisplayName,</w:t>
+      </w:r>
+      <w:r>
+        <w:t xml:space="preserve"> </w:t>
+      </w:r>
+      <w:r>
+        <w:t xml:space="preserve">the named subcommands), so a wrong field or branding regression forces a</w:t>
+      </w:r>
+      <w:r>
+        <w:t xml:space="preserve"> </w:t>
+      </w:r>
+      <w:r>
+        <w:t xml:space="preserve">non-zero exit → FAIL. A prose (non-</w:t>
+      </w:r>
+      <w:r>
+        <w:rPr>
+          <w:rStyle w:val="VerbatimChar"/>
+        </w:rPr>
+        <w:t xml:space="preserve">shell:</w:t>
+      </w:r>
+      <w:r>
+        <w:t xml:space="preserve">) action would instead SKIP honestly</w:t>
+      </w:r>
+      <w:r>
+        <w:t xml:space="preserve"> </w:t>
+      </w:r>
+      <w:r>
+        <w:t xml:space="preserve">with a "convert to</w:t>
+      </w:r>
+      <w:r>
+        <w:t xml:space="preserve"> </w:t>
+      </w:r>
+      <w:r>
+        <w:rPr>
+          <w:rStyle w:val="VerbatimChar"/>
+        </w:rPr>
+        <w:t xml:space="preserve">action: \"shell: &lt;cmd&gt;\"</w:t>
+      </w:r>
+      <w:r>
+        <w:t xml:space="preserve">" reason — and the aggregator will</w:t>
+      </w:r>
+      <w:r>
+        <w:t xml:space="preserve"> </w:t>
+      </w:r>
+      <w:r>
+        <w:t xml:space="preserve">NEVER promote a desktop skip to PASSED on crash-absence (desktop has no</w:t>
+      </w:r>
+      <w:r>
+        <w:t xml:space="preserve"> </w:t>
+      </w:r>
+      <w:r>
+        <w:t xml:space="preserve">persistent app, so crash-absence is not CLI evidence; the</w:t>
+      </w:r>
+      <w:r>
+        <w:t xml:space="preserve"> </w:t>
+      </w:r>
+      <w:r>
+        <w:rPr>
+          <w:rStyle w:val="VerbatimChar"/>
+        </w:rPr>
+        <w:t xml:space="preserve">promoteSkippedToPassed</w:t>
+      </w:r>
+      <w:r>
+        <w:t xml:space="preserve"> </w:t>
+      </w:r>
+      <w:r>
+        <w:t xml:space="preserve">desktop guard in helixqa enforces this). Net: a desktop</w:t>
+      </w:r>
+      <w:r>
+        <w:t xml:space="preserve"> </w:t>
+      </w:r>
+      <w:r>
+        <w:t xml:space="preserve">PASS is earned only by genuine execution, and the captured command + exit code</w:t>
+      </w:r>
+      <w:r>
+        <w:t xml:space="preserve"> </w:t>
+      </w:r>
+      <w:r>
+        <w:t xml:space="preserve">is rendered into</w:t>
+      </w:r>
+      <w:r>
+        <w:t xml:space="preserve"> </w:t>
+      </w:r>
+      <w:r>
+        <w:rPr>
+          <w:rStyle w:val="VerbatimChar"/>
+        </w:rPr>
+        <w:t xml:space="preserve">qa-report.md</w:t>
+      </w:r>
+      <w:r>
+        <w:t xml:space="preserve"> </w:t>
+      </w:r>
+      <w:r>
+        <w:t xml:space="preserve">under "### Recorded evidence" as the auditable</w:t>
+      </w:r>
+      <w:r>
+        <w:t xml:space="preserve"> </w:t>
+      </w:r>
+      <w:r>
+        <w:t xml:space="preserve">§107.x proof. Mutation-proven: corrupting one case's assertion flips it</w:t>
+      </w:r>
+      <w:r>
+        <w:t xml:space="preserve"> </w:t>
+      </w:r>
+      <w:r>
+        <w:t xml:space="preserve">PASSED→FAILED. See</w:t>
+      </w:r>
+      <w:r>
+        <w:t xml:space="preserve"> </w:t>
+      </w:r>
+      <w:r>
+        <w:rPr>
+          <w:rStyle w:val="VerbatimChar"/>
+        </w:rPr>
+        <w:t xml:space="preserve">docs/qa/HRD-QA-CLI-FLAVORS-&lt;run-id&gt;/</w:t>
+      </w:r>
+      <w:r>
+        <w:t xml:space="preserve"> </w:t>
+      </w:r>
+      <w:r>
+        <w:t xml:space="preserve">for a captured run.</w:t>
+      </w:r>
+    </w:p>
+    <w:bookmarkEnd w:id="15"/>
+    <w:bookmarkStart w:id="16" w:name="Xfff4a3c15c89be8ac987d09baa4660eda067d07"/>
+    <w:p>
+      <w:pPr>
+        <w:pStyle w:val="Heading3"/>
+      </w:pPr>
+      <w:r>
+        <w:t xml:space="preserve">API-bank execution model (why</w:t>
+      </w:r>
+      <w:r>
+        <w:t xml:space="preserve"> </w:t>
+      </w:r>
+      <w:r>
+        <w:rPr>
+          <w:rStyle w:val="VerbatimChar"/>
+        </w:rPr>
+        <w:t xml:space="preserve">shell:</w:t>
+      </w:r>
+      <w:r>
+        <w:t xml:space="preserve"> </w:t>
+      </w:r>
+      <w:r>
+        <w:t xml:space="preserve">curl, not</w:t>
+      </w:r>
+      <w:r>
+        <w:t xml:space="preserve"> </w:t>
+      </w:r>
+      <w:r>
+        <w:rPr>
+          <w:rStyle w:val="VerbatimChar"/>
+        </w:rPr>
+        <w:t xml:space="preserve">http:</w:t>
+      </w:r>
+      <w:r>
+        <w:t xml:space="preserve">)</w:t>
+      </w:r>
+    </w:p>
+    <w:p>
+      <w:pPr>
+        <w:pStyle w:val="FirstParagraph"/>
+      </w:pPr>
+      <w:r>
+        <w:t xml:space="preserve">The original API bank declared</w:t>
+      </w:r>
+      <w:r>
+        <w:t xml:space="preserve"> </w:t>
+      </w:r>
+      <w:r>
+        <w:rPr>
+          <w:rStyle w:val="VerbatimChar"/>
+        </w:rPr>
+        <w:t xml:space="preserve">platforms: [api]</w:t>
+      </w:r>
+      <w:r>
+        <w:t xml:space="preserve"> </w:t>
+      </w:r>
+      <w:r>
+        <w:t xml:space="preserve">with prose</w:t>
+      </w:r>
+      <w:r>
+        <w:t xml:space="preserve"> </w:t>
+      </w:r>
+      <w:r>
+        <w:rPr>
+          <w:rStyle w:val="VerbatimChar"/>
+        </w:rPr>
+        <w:t xml:space="preserve">action: "GET https://… (curl -k)"</w:t>
+      </w:r>
+      <w:r>
+        <w:t xml:space="preserve"> </w:t>
+      </w:r>
+      <w:r>
+        <w:t xml:space="preserve">strings. Those were a</w:t>
+      </w:r>
+      <w:r>
+        <w:t xml:space="preserve"> </w:t>
+      </w:r>
+      <w:r>
+        <w:rPr>
           <w:b/>
           <w:bCs/>
         </w:rPr>
+        <w:t xml:space="preserve">known wiring gap</w:t>
+      </w:r>
+      <w:r>
+        <w:t xml:space="preserve">: the</w:t>
+      </w:r>
+      <w:r>
+        <w:t xml:space="preserve"> </w:t>
+      </w:r>
+      <w:r>
+        <w:t xml:space="preserve">HelixQA</w:t>
+      </w:r>
+      <w:r>
+        <w:t xml:space="preserve"> </w:t>
+      </w:r>
+      <w:r>
+        <w:rPr>
+          <w:rStyle w:val="VerbatimChar"/>
+        </w:rPr>
+        <w:t xml:space="preserve">run</w:t>
+      </w:r>
+      <w:r>
+        <w:t xml:space="preserve"> </w:t>
+      </w:r>
+      <w:r>
+        <w:t xml:space="preserve">orchestrator only EXECUTES</w:t>
+      </w:r>
+      <w:r>
+        <w:t xml:space="preserve"> </w:t>
+      </w:r>
+      <w:r>
+        <w:rPr>
+          <w:rStyle w:val="VerbatimChar"/>
+        </w:rPr>
         <w:t xml:space="preserve">shell:</w:t>
+      </w:r>
+      <w:r>
+        <w:t xml:space="preserve"> </w:t>
+      </w:r>
+      <w:r>
+        <w:t xml:space="preserve">action steps, and only on</w:t>
+      </w:r>
+      <w:r>
+        <w:t xml:space="preserve"> </w:t>
+      </w:r>
+      <w:r>
+        <w:t xml:space="preserve">the</w:t>
+      </w:r>
+      <w:r>
+        <w:t xml:space="preserve"> </w:t>
+      </w:r>
+      <w:r>
+        <w:rPr>
+          <w:rStyle w:val="VerbatimChar"/>
+        </w:rPr>
+        <w:t xml:space="preserve">desktop</w:t>
+      </w:r>
+      <w:r>
+        <w:t xml:space="preserve"> </w:t>
+      </w:r>
+      <w:r>
+        <w:t xml:space="preserve">platform path</w:t>
+      </w:r>
+      <w:r>
+        <w:t xml:space="preserve"> </w:t>
+      </w:r>
+      <w:r>
+        <w:t xml:space="preserve">(</w:t>
+      </w:r>
+      <w:r>
+        <w:rPr>
+          <w:rStyle w:val="VerbatimChar"/>
+        </w:rPr>
+        <w:t xml:space="preserve">pkg/orchestrator/definition_challenge.go</w:t>
+      </w:r>
+      <w:r>
+        <w:t xml:space="preserve"> </w:t>
+      </w:r>
+      <w:r>
+        <w:t xml:space="preserve">→</w:t>
+      </w:r>
+      <w:r>
+        <w:t xml:space="preserve"> </w:t>
+      </w:r>
+      <w:r>
+        <w:rPr>
+          <w:rStyle w:val="VerbatimChar"/>
+        </w:rPr>
+        <w:t xml:space="preserve">executeDesktopShellSteps</w:t>
+      </w:r>
+      <w:r>
+        <w:t xml:space="preserve">,</w:t>
+      </w:r>
+      <w:r>
+        <w:t xml:space="preserve"> </w:t>
+      </w:r>
+      <w:r>
+        <w:rPr>
+          <w:rStyle w:val="VerbatimChar"/>
+        </w:rPr>
+        <w:t xml:space="preserve">os/exec</w:t>
+      </w:r>
+      <w:r>
+        <w:t xml:space="preserve">, PASS only when every step exits 0). Prose strings parse as</w:t>
+      </w:r>
+      <w:r>
+        <w:t xml:space="preserve"> </w:t>
+      </w:r>
+      <w:r>
+        <w:rPr>
+          <w:rStyle w:val="VerbatimChar"/>
+        </w:rPr>
+        <w:t xml:space="preserve">ActionTypeDescription</w:t>
+      </w:r>
+      <w:r>
+        <w:t xml:space="preserve"> </w:t>
+      </w:r>
+      <w:r>
+        <w:t xml:space="preserve">and never run — and</w:t>
+      </w:r>
+      <w:r>
+        <w:t xml:space="preserve"> </w:t>
+      </w:r>
+      <w:r>
+        <w:rPr>
+          <w:rStyle w:val="VerbatimChar"/>
+        </w:rPr>
+        <w:t xml:space="preserve">helixqa run --platform</w:t>
+      </w:r>
+      <w:r>
+        <w:t xml:space="preserve"> </w:t>
+      </w:r>
+      <w:r>
+        <w:t xml:space="preserve">itself</w:t>
+      </w:r>
+      <w:r>
+        <w:t xml:space="preserve"> </w:t>
+      </w:r>
+      <w:r>
+        <w:t xml:space="preserve">only accepts</w:t>
+      </w:r>
+      <w:r>
+        <w:t xml:space="preserve"> </w:t>
+      </w:r>
+      <w:r>
+        <w:rPr>
+          <w:rStyle w:val="VerbatimChar"/>
+        </w:rPr>
+        <w:t xml:space="preserve">android|web|desktop|all</w:t>
+      </w:r>
+      <w:r>
+        <w:t xml:space="preserve"> </w:t>
+      </w:r>
+      <w:r>
+        <w:t xml:space="preserve">(no</w:t>
+      </w:r>
+      <w:r>
+        <w:t xml:space="preserve"> </w:t>
+      </w:r>
+      <w:r>
+        <w:rPr>
+          <w:rStyle w:val="VerbatimChar"/>
+        </w:rPr>
+        <w:t xml:space="preserve">api</w:t>
+      </w:r>
+      <w:r>
+        <w:t xml:space="preserve">), so an</w:t>
+      </w:r>
+      <w:r>
+        <w:t xml:space="preserve"> </w:t>
+      </w:r>
+      <w:r>
+        <w:rPr>
+          <w:rStyle w:val="VerbatimChar"/>
+        </w:rPr>
+        <w:t xml:space="preserve">api</w:t>
+      </w:r>
+      <w:r>
+        <w:t xml:space="preserve">-only case was</w:t>
+      </w:r>
+      <w:r>
+        <w:t xml:space="preserve"> </w:t>
+      </w:r>
+      <w:r>
+        <w:t xml:space="preserve">never even selected. The cases looked covered but exercised nothing.</w:t>
+      </w:r>
+    </w:p>
+    <w:p>
+      <w:pPr>
+        <w:pStyle w:val="BodyText"/>
+      </w:pPr>
+      <w:r>
+        <w:t xml:space="preserve">The gap is now</w:t>
+      </w:r>
+      <w:r>
+        <w:t xml:space="preserve"> </w:t>
       </w:r>
       <w:r>
         <w:rPr>
           <w:b/>
           <w:bCs/>
         </w:rPr>
-        <w:t xml:space="preserve"> </w:t>
-      </w:r>
-      <w:r>
-        <w:rPr>
-          <w:b/>
-          <w:bCs/>
-        </w:rPr>
-        <w:t xml:space="preserve">actions = real execution (not crash-absence).</w:t>
-      </w:r>
-      <w:r>
-        <w:t xml:space="preserve"> </w:t>
-      </w:r>
-      <w:r>
-        <w:t xml:space="preserve">Every</w:t>
-      </w:r>
-      <w:r>
-        <w:t xml:space="preserve"> </w:t>
-      </w:r>
-      <w:r>
-        <w:rPr>
-          <w:rStyle w:val="VerbatimChar"/>
-        </w:rPr>
-        <w:t xml:space="preserve">herald-cli-flavors.yaml</w:t>
-      </w:r>
-      <w:r>
-        <w:t xml:space="preserve"> </w:t>
-      </w:r>
-      <w:r>
-        <w:t xml:space="preserve">step uses</w:t>
-      </w:r>
-      <w:r>
-        <w:t xml:space="preserve"> </w:t>
-      </w:r>
-      <w:r>
-        <w:rPr>
-          <w:rStyle w:val="VerbatimChar"/>
-        </w:rPr>
-        <w:t xml:space="preserve">action: "shell: &lt;cmd&gt;"</w:t>
-      </w:r>
-      <w:r>
-        <w:t xml:space="preserve">. HelixQA's</w:t>
-      </w:r>
-      <w:r>
-        <w:t xml:space="preserve"> </w:t>
-      </w:r>
-      <w:r>
-        <w:t xml:space="preserve">desktop challenge path (</w:t>
-      </w:r>
-      <w:r>
-        <w:rPr>
-          <w:rStyle w:val="VerbatimChar"/>
-        </w:rPr>
-        <w:t xml:space="preserve">executeDesktopShellSteps</w:t>
-      </w:r>
-      <w:r>
-        <w:t xml:space="preserve">) runs each via</w:t>
-      </w:r>
-      <w:r>
-        <w:t xml:space="preserve"> </w:t>
-      </w:r>
-      <w:r>
-        <w:rPr>
-          <w:rStyle w:val="VerbatimChar"/>
-        </w:rPr>
-        <w:t xml:space="preserve">sh -c</w:t>
-      </w:r>
-      <w:r>
-        <w:t xml:space="preserve">,</w:t>
-      </w:r>
-      <w:r>
-        <w:t xml:space="preserve"> </w:t>
-      </w:r>
-      <w:r>
-        <w:t xml:space="preserve">captures the real exit code + combined output, and scores PASS only when the</w:t>
-      </w:r>
-      <w:r>
-        <w:t xml:space="preserve"> </w:t>
-      </w:r>
-      <w:r>
-        <w:t xml:space="preserve">step exits 0. The command itself encodes the assertion — it pipes the</w:t>
-      </w:r>
-      <w:r>
-        <w:t xml:space="preserve"> </w:t>
-      </w:r>
-      <w:r>
-        <w:t xml:space="preserve">binary's stdout through</w:t>
-      </w:r>
-      <w:r>
-        <w:t xml:space="preserve"> </w:t>
-      </w:r>
-      <w:r>
-        <w:rPr>
-          <w:rStyle w:val="VerbatimChar"/>
-        </w:rPr>
-        <w:t xml:space="preserve">grep</w:t>
-      </w:r>
-      <w:r>
-        <w:t xml:space="preserve"> </w:t>
-      </w:r>
-      <w:r>
-        <w:t xml:space="preserve">(</w:t>
-      </w:r>
-      <w:r>
-        <w:rPr>
-          <w:rStyle w:val="VerbatimChar"/>
-        </w:rPr>
-        <w:t xml:space="preserve">"binary":"pherald"</w:t>
-      </w:r>
-      <w:r>
-        <w:t xml:space="preserve">, the flavor code, the</w:t>
-      </w:r>
-      <w:r>
-        <w:t xml:space="preserve"> </w:t>
-      </w:r>
-      <w:r>
-        <w:t xml:space="preserve">DisplayName, the named subcommands), so a wrong field or branding regression</w:t>
-      </w:r>
-      <w:r>
-        <w:t xml:space="preserve"> </w:t>
-      </w:r>
-      <w:r>
-        <w:t xml:space="preserve">forces a non-zero exit → FAIL. A prose (non-</w:t>
-      </w:r>
-      <w:r>
-        <w:rPr>
-          <w:rStyle w:val="VerbatimChar"/>
-        </w:rPr>
-        <w:t xml:space="preserve">shell:</w:t>
-      </w:r>
-      <w:r>
-        <w:t xml:space="preserve">) action would instead</w:t>
-      </w:r>
-      <w:r>
-        <w:t xml:space="preserve"> </w:t>
-      </w:r>
-      <w:r>
-        <w:t xml:space="preserve">SKIP honestly with a "convert to</w:t>
-      </w:r>
-      <w:r>
-        <w:t xml:space="preserve"> </w:t>
-      </w:r>
-      <w:r>
-        <w:rPr>
-          <w:rStyle w:val="VerbatimChar"/>
-        </w:rPr>
-        <w:t xml:space="preserve">action: \"shell: &lt;cmd&gt;\"</w:t>
-      </w:r>
-      <w:r>
-        <w:t xml:space="preserve">" reason — and the</w:t>
-      </w:r>
-      <w:r>
-        <w:t xml:space="preserve"> </w:t>
-      </w:r>
-      <w:r>
-        <w:t xml:space="preserve">aggregator will NEVER promote a desktop skip to PASSED on crash-absence</w:t>
-      </w:r>
-      <w:r>
-        <w:t xml:space="preserve"> </w:t>
-      </w:r>
-      <w:r>
-        <w:t xml:space="preserve">(desktop has no persistent app, so crash-absence is not CLI evidence; the</w:t>
-      </w:r>
-      <w:r>
-        <w:t xml:space="preserve"> </w:t>
-      </w:r>
-      <w:r>
-        <w:rPr>
-          <w:rStyle w:val="VerbatimChar"/>
-        </w:rPr>
-        <w:t xml:space="preserve">promoteSkippedToPassed</w:t>
-      </w:r>
-      <w:r>
-        <w:t xml:space="preserve"> </w:t>
-      </w:r>
-      <w:r>
-        <w:t xml:space="preserve">desktop guard in helixqa enforces this). Net: a</w:t>
-      </w:r>
-      <w:r>
-        <w:t xml:space="preserve"> </w:t>
-      </w:r>
-      <w:r>
-        <w:t xml:space="preserve">desktop PASS is earned only by genuine execution, and the captured command +</w:t>
-      </w:r>
-      <w:r>
-        <w:t xml:space="preserve"> </w:t>
-      </w:r>
-      <w:r>
-        <w:t xml:space="preserve">exit code is rendered into</w:t>
-      </w:r>
-      <w:r>
-        <w:t xml:space="preserve"> </w:t>
-      </w:r>
-      <w:r>
-        <w:rPr>
-          <w:rStyle w:val="VerbatimChar"/>
-        </w:rPr>
-        <w:t xml:space="preserve">qa-report.md</w:t>
-      </w:r>
-      <w:r>
-        <w:t xml:space="preserve"> </w:t>
-      </w:r>
-      <w:r>
-        <w:t xml:space="preserve">under "### Recorded evidence" as the</w:t>
-      </w:r>
-      <w:r>
-        <w:t xml:space="preserve"> </w:t>
-      </w:r>
-      <w:r>
-        <w:t xml:space="preserve">auditable §107.x proof. Mutation-proven: corrupting one case's assertion flips</w:t>
-      </w:r>
-      <w:r>
-        <w:t xml:space="preserve"> </w:t>
-      </w:r>
-      <w:r>
-        <w:t xml:space="preserve">it PASSED→FAILED. See</w:t>
-      </w:r>
-      <w:r>
-        <w:t xml:space="preserve"> </w:t>
-      </w:r>
-      <w:r>
-        <w:rPr>
-          <w:rStyle w:val="VerbatimChar"/>
-        </w:rPr>
-        <w:t xml:space="preserve">docs/qa/HRD-QA-CLI-FLAVORS-&lt;run-id&gt;/</w:t>
-      </w:r>
-      <w:r>
-        <w:t xml:space="preserve"> </w:t>
-      </w:r>
-      <w:r>
-        <w:t xml:space="preserve">for a captured run.</w:t>
-      </w:r>
-    </w:p>
-    <w:p>
-      <w:pPr>
-        <w:pStyle w:val="BodyText"/>
-      </w:pPr>
-      <w:r>
-        <w:rPr>
-          <w:b/>
-          <w:bCs/>
-        </w:rPr>
-        <w:t xml:space="preserve">API-bank wiring follow-up (known gap).</w:t>
-      </w:r>
-      <w:r>
-        <w:t xml:space="preserve"> </w:t>
-      </w:r>
-      <w:r>
-        <w:t xml:space="preserve">The</w:t>
-      </w:r>
-      <w:r>
-        <w:t xml:space="preserve"> </w:t>
-      </w:r>
-      <w:r>
-        <w:rPr>
-          <w:rStyle w:val="VerbatimChar"/>
-        </w:rPr>
-        <w:t xml:space="preserve">herald-api-v1.yaml</w:t>
-      </w:r>
-      <w:r>
-        <w:t xml:space="preserve"> </w:t>
-      </w:r>
-      <w:r>
-        <w:t xml:space="preserve">bank</w:t>
-      </w:r>
-      <w:r>
-        <w:t xml:space="preserve"> </w:t>
-      </w:r>
-      <w:r>
-        <w:t xml:space="preserve">declares</w:t>
-      </w:r>
-      <w:r>
-        <w:t xml:space="preserve"> </w:t>
-      </w:r>
-      <w:r>
-        <w:rPr>
-          <w:rStyle w:val="VerbatimChar"/>
-        </w:rPr>
-        <w:t xml:space="preserve">platforms: [api]</w:t>
-      </w:r>
-      <w:r>
-        <w:t xml:space="preserve">, but</w:t>
-      </w:r>
-      <w:r>
-        <w:t xml:space="preserve"> </w:t>
-      </w:r>
-      <w:r>
-        <w:rPr>
-          <w:rStyle w:val="VerbatimChar"/>
-        </w:rPr>
-        <w:t xml:space="preserve">helixqa run --platform</w:t>
-      </w:r>
-      <w:r>
-        <w:t xml:space="preserve"> </w:t>
-      </w:r>
-      <w:r>
-        <w:t xml:space="preserve">accepts only</w:t>
-      </w:r>
-      <w:r>
-        <w:t xml:space="preserve"> </w:t>
-      </w:r>
-      <w:r>
-        <w:rPr>
-          <w:rStyle w:val="VerbatimChar"/>
-        </w:rPr>
-        <w:t xml:space="preserve">android | web | desktop | all</w:t>
-      </w:r>
-      <w:r>
-        <w:t xml:space="preserve"> </w:t>
-      </w:r>
-      <w:r>
-        <w:t xml:space="preserve">—</w:t>
-      </w:r>
-      <w:r>
-        <w:t xml:space="preserve"> </w:t>
-      </w:r>
-      <w:r>
-        <w:rPr>
-          <w:rStyle w:val="VerbatimChar"/>
-        </w:rPr>
-        <w:t xml:space="preserve">api</w:t>
-      </w:r>
-      <w:r>
-        <w:t xml:space="preserve"> </w:t>
-      </w:r>
-      <w:r>
-        <w:t xml:space="preserve">is a HelixQA</w:t>
-      </w:r>
-      <w:r>
-        <w:t xml:space="preserve"> </w:t>
-      </w:r>
-      <w:r>
-        <w:rPr>
-          <w:i/>
-          <w:iCs/>
-        </w:rPr>
-        <w:t xml:space="preserve">config</w:t>
-      </w:r>
-      <w:r>
-        <w:t xml:space="preserve"> </w:t>
-      </w:r>
-      <w:r>
-        <w:t xml:space="preserve">platform</w:t>
-      </w:r>
-      <w:r>
-        <w:t xml:space="preserve"> </w:t>
-      </w:r>
-      <w:r>
-        <w:t xml:space="preserve">constant, not a</w:t>
-      </w:r>
-      <w:r>
-        <w:t xml:space="preserve"> </w:t>
-      </w:r>
-      <w:r>
-        <w:rPr>
-          <w:rStyle w:val="VerbatimChar"/>
-        </w:rPr>
-        <w:t xml:space="preserve">run</w:t>
-      </w:r>
-      <w:r>
-        <w:t xml:space="preserve"> </w:t>
-      </w:r>
-      <w:r>
-        <w:t xml:space="preserve">selector. As a result the bank's cases do not match</w:t>
-      </w:r>
-      <w:r>
-        <w:t xml:space="preserve"> </w:t>
-      </w:r>
-      <w:r>
-        <w:t xml:space="preserve">any</w:t>
-      </w:r>
-      <w:r>
-        <w:t xml:space="preserve"> </w:t>
-      </w:r>
-      <w:r>
-        <w:rPr>
-          <w:rStyle w:val="VerbatimChar"/>
-        </w:rPr>
-        <w:t xml:space="preserve">run</w:t>
-      </w:r>
-      <w:r>
-        <w:t xml:space="preserve"> </w:t>
-      </w:r>
-      <w:r>
-        <w:t xml:space="preserve">platform and are not driven by</w:t>
-      </w:r>
-      <w:r>
-        <w:t xml:space="preserve"> </w:t>
-      </w:r>
-      <w:r>
-        <w:rPr>
-          <w:rStyle w:val="VerbatimChar"/>
-        </w:rPr>
-        <w:t xml:space="preserve">helixqa run</w:t>
-      </w:r>
-      <w:r>
-        <w:t xml:space="preserve"> </w:t>
-      </w:r>
-      <w:r>
-        <w:t xml:space="preserve">itself. Today the</w:t>
-      </w:r>
-      <w:r>
-        <w:t xml:space="preserve"> </w:t>
-      </w:r>
-      <w:r>
-        <w:t xml:space="preserve">API surface is instead exercised directly by the launcher's step-4 live</w:t>
-      </w:r>
-      <w:r>
-        <w:t xml:space="preserve"> </w:t>
-      </w:r>
-      <w:r>
-        <w:rPr>
-          <w:rStyle w:val="VerbatimChar"/>
-        </w:rPr>
-        <w:t xml:space="preserve">pherald serve</w:t>
-      </w:r>
-      <w:r>
-        <w:t xml:space="preserve"> </w:t>
-      </w:r>
-      <w:r>
-        <w:t xml:space="preserve">boot (real HTTPS listener + real Postgres + captured</w:t>
-      </w:r>
-      <w:r>
-        <w:t xml:space="preserve"> </w:t>
-      </w:r>
-      <w:r>
-        <w:rPr>
-          <w:rStyle w:val="VerbatimChar"/>
-        </w:rPr>
-        <w:t xml:space="preserve">healthz</w:t>
-      </w:r>
-      <w:r>
-        <w:t xml:space="preserve"> </w:t>
-      </w:r>
-      <w:r>
-        <w:t xml:space="preserve">body), which is the genuine anti-bluff API evidence. Closing the</w:t>
-      </w:r>
-      <w:r>
-        <w:t xml:space="preserve"> </w:t>
-      </w:r>
-      <w:r>
-        <w:t xml:space="preserve">gap so</w:t>
-      </w:r>
-      <w:r>
-        <w:t xml:space="preserve"> </w:t>
-      </w:r>
-      <w:r>
-        <w:rPr>
-          <w:rStyle w:val="VerbatimChar"/>
-        </w:rPr>
-        <w:t xml:space="preserve">helixqa run</w:t>
-      </w:r>
-      <w:r>
-        <w:t xml:space="preserve"> </w:t>
-      </w:r>
-      <w:r>
-        <w:t xml:space="preserve">drives the</w:t>
-      </w:r>
-      <w:r>
-        <w:t xml:space="preserve"> </w:t>
-      </w:r>
-      <w:r>
-        <w:rPr>
-          <w:rStyle w:val="VerbatimChar"/>
-        </w:rPr>
-        <w:t xml:space="preserve">[api]</w:t>
-      </w:r>
-      <w:r>
-        <w:t xml:space="preserve"> </w:t>
-      </w:r>
-      <w:r>
-        <w:t xml:space="preserve">bank natively (either by teaching</w:t>
-      </w:r>
-      <w:r>
-        <w:t xml:space="preserve"> </w:t>
-      </w:r>
-      <w:r>
-        <w:rPr>
-          <w:rStyle w:val="VerbatimChar"/>
-        </w:rPr>
-        <w:t xml:space="preserve">run</w:t>
-      </w:r>
-      <w:r>
-        <w:t xml:space="preserve"> </w:t>
-      </w:r>
-      <w:r>
-        <w:t xml:space="preserve">an</w:t>
-      </w:r>
-      <w:r>
-        <w:t xml:space="preserve"> </w:t>
-      </w:r>
-      <w:r>
-        <w:rPr>
-          <w:rStyle w:val="VerbatimChar"/>
-        </w:rPr>
-        <w:t xml:space="preserve">api</w:t>
-      </w:r>
-      <w:r>
-        <w:t xml:space="preserve"> </w:t>
-      </w:r>
-      <w:r>
-        <w:t xml:space="preserve">platform that targets an HTTP base-URL, or by mapping the</w:t>
-      </w:r>
-      <w:r>
-        <w:t xml:space="preserve"> </w:t>
-      </w:r>
-      <w:r>
-        <w:t xml:space="preserve">bank onto</w:t>
-      </w:r>
-      <w:r>
-        <w:t xml:space="preserve"> </w:t>
-      </w:r>
-      <w:r>
-        <w:rPr>
-          <w:rStyle w:val="VerbatimChar"/>
-        </w:rPr>
-        <w:t xml:space="preserve">desktop</w:t>
-      </w:r>
-      <w:r>
-        <w:t xml:space="preserve"> </w:t>
-      </w:r>
-      <w:r>
-        <w:rPr>
-          <w:rStyle w:val="VerbatimChar"/>
-        </w:rPr>
-        <w:t xml:space="preserve">curl</w:t>
-      </w:r>
-      <w:r>
-        <w:t xml:space="preserve"> </w:t>
-      </w:r>
-      <w:r>
-        <w:t xml:space="preserve">steps against the live listener) is tracked as</w:t>
-      </w:r>
-      <w:r>
-        <w:t xml:space="preserve"> </w:t>
-      </w:r>
-      <w:r>
-        <w:t xml:space="preserve">the</w:t>
-      </w:r>
-      <w:r>
-        <w:t xml:space="preserve"> </w:t>
-      </w:r>
-      <w:r>
-        <w:rPr>
-          <w:b/>
-          <w:bCs/>
-        </w:rPr>
-        <w:t xml:space="preserve">api-bank wiring</w:t>
-      </w:r>
-      <w:r>
-        <w:t xml:space="preserve"> </w:t>
-      </w:r>
-      <w:r>
-        <w:t xml:space="preserve">follow-up. Until then the table's</w:t>
-      </w:r>
-      <w:r>
-        <w:t xml:space="preserve"> </w:t>
-      </w:r>
-      <w:r>
-        <w:rPr>
-          <w:rStyle w:val="VerbatimChar"/>
-        </w:rPr>
-        <w:t xml:space="preserve">api</w:t>
-      </w:r>
-      <w:r>
-        <w:t xml:space="preserve"> </w:t>
-      </w:r>
-      <w:r>
-        <w:t xml:space="preserve">row</w:t>
-      </w:r>
-      <w:r>
-        <w:t xml:space="preserve"> </w:t>
-      </w:r>
-      <w:r>
-        <w:t xml:space="preserve">documents</w:t>
-      </w:r>
-      <w:r>
-        <w:t xml:space="preserve"> </w:t>
-      </w:r>
-      <w:r>
-        <w:rPr>
-          <w:i/>
-          <w:iCs/>
-        </w:rPr>
-        <w:t xml:space="preserve">intended</w:t>
-      </w:r>
-      <w:r>
-        <w:t xml:space="preserve"> </w:t>
-      </w:r>
-      <w:r>
-        <w:t xml:space="preserve">coverage delivered via the launcher's live serve, not</w:t>
-      </w:r>
-      <w:r>
-        <w:t xml:space="preserve"> </w:t>
-      </w:r>
-      <w:r>
-        <w:t xml:space="preserve">via</w:t>
-      </w:r>
-      <w:r>
-        <w:t xml:space="preserve"> </w:t>
-      </w:r>
-      <w:r>
-        <w:rPr>
-          <w:rStyle w:val="VerbatimChar"/>
-        </w:rPr>
-        <w:t xml:space="preserve">helixqa run</w:t>
-      </w:r>
-      <w:r>
-        <w:t xml:space="preserve"> </w:t>
-      </w:r>
-      <w:r>
-        <w:t xml:space="preserve">step execution — stated explicitly here so the row is</w:t>
-      </w:r>
-      <w:r>
-        <w:t xml:space="preserve"> </w:t>
-      </w:r>
-      <w:r>
-        <w:t xml:space="preserve">not read as a coverage claim it does not yet meet (§107 anti-bluff).</w:t>
-      </w:r>
-    </w:p>
-    <w:p>
-      <w:pPr>
-        <w:pStyle w:val="BodyText"/>
-      </w:pPr>
-      <w:r>
-        <w:rPr>
-          <w:b/>
-          <w:bCs/>
-        </w:rPr>
-        <w:t xml:space="preserve">Anti-bluff anchor.</w:t>
-      </w:r>
-      <w:r>
-        <w:t xml:space="preserve"> </w:t>
-      </w:r>
-      <w:r>
-        <w:t xml:space="preserve">Every case asserts on the actual response</w:t>
-      </w:r>
-      <w:r>
-        <w:t xml:space="preserve"> </w:t>
-      </w:r>
-      <w:r>
-        <w:rPr>
-          <w:b/>
-          <w:bCs/>
-        </w:rPr>
-        <w:t xml:space="preserve">body</w:t>
-      </w:r>
-      <w:r>
-        <w:t xml:space="preserve"> </w:t>
-      </w:r>
-      <w:r>
-        <w:t xml:space="preserve">or</w:t>
-      </w:r>
-      <w:r>
-        <w:t xml:space="preserve"> </w:t>
-      </w:r>
-      <w:r>
-        <w:rPr>
-          <w:b/>
-          <w:bCs/>
-        </w:rPr>
-        <w:t xml:space="preserve">stdout</w:t>
-      </w:r>
-      <w:r>
-        <w:t xml:space="preserve"> </w:t>
-      </w:r>
-      <w:r>
-        <w:t xml:space="preserve">—</w:t>
-      </w:r>
-      <w:r>
-        <w:t xml:space="preserve"> </w:t>
-      </w:r>
-      <w:r>
-        <w:rPr>
-          <w:rStyle w:val="VerbatimChar"/>
-        </w:rPr>
-        <w:t xml:space="preserve">status:ok</w:t>
-      </w:r>
-      <w:r>
-        <w:t xml:space="preserve"> </w:t>
-      </w:r>
-      <w:r>
-        <w:t xml:space="preserve">+</w:t>
-      </w:r>
-      <w:r>
-        <w:t xml:space="preserve"> </w:t>
-      </w:r>
-      <w:r>
-        <w:rPr>
-          <w:rStyle w:val="VerbatimChar"/>
-        </w:rPr>
-        <w:t xml:space="preserve">build.version</w:t>
-      </w:r>
-      <w:r>
-        <w:t xml:space="preserve">,</w:t>
-      </w:r>
-      <w:r>
-        <w:t xml:space="preserve"> </w:t>
-      </w:r>
-      <w:r>
-        <w:rPr>
-          <w:rStyle w:val="VerbatimChar"/>
-        </w:rPr>
-        <w:t xml:space="preserve">status:ready</w:t>
-      </w:r>
-      <w:r>
-        <w:t xml:space="preserve">, the</w:t>
-      </w:r>
-      <w:r>
-        <w:t xml:space="preserve"> </w:t>
-      </w:r>
-      <w:r>
-        <w:rPr>
-          <w:rStyle w:val="VerbatimChar"/>
-        </w:rPr>
-        <w:t xml:space="preserve">pherald_build_info{</w:t>
-      </w:r>
-      <w:r>
-        <w:t xml:space="preserve"> </w:t>
-      </w:r>
-      <w:r>
-        <w:t xml:space="preserve">gauge line, the</w:t>
-      </w:r>
-      <w:r>
-        <w:t xml:space="preserve"> </w:t>
-      </w:r>
-      <w:r>
-        <w:rPr>
-          <w:rStyle w:val="VerbatimChar"/>
-        </w:rPr>
-        <w:t xml:space="preserve">event_parser:</w:t>
-      </w:r>
-      <w:r>
-        <w:t xml:space="preserve">-tagged error string,</w:t>
-      </w:r>
-      <w:r>
-        <w:t xml:space="preserve"> </w:t>
-      </w:r>
-      <w:r>
-        <w:t xml:space="preserve">the</w:t>
-      </w:r>
-      <w:r>
-        <w:t xml:space="preserve"> </w:t>
-      </w:r>
-      <w:r>
-        <w:rPr>
-          <w:rStyle w:val="VerbatimChar"/>
-        </w:rPr>
-        <w:t xml:space="preserve">X-Herald-Replay</w:t>
-      </w:r>
-      <w:r>
-        <w:t xml:space="preserve"> </w:t>
-      </w:r>
-      <w:r>
-        <w:t xml:space="preserve">header,</w:t>
-      </w:r>
-      <w:r>
-        <w:t xml:space="preserve"> </w:t>
-      </w:r>
-      <w:r>
-        <w:rPr>
-          <w:rStyle w:val="VerbatimChar"/>
-        </w:rPr>
-        <w:t xml:space="preserve">binary == "&lt;flavor&gt;"</w:t>
-      </w:r>
-      <w:r>
-        <w:t xml:space="preserve"> </w:t>
-      </w:r>
-      <w:r>
-        <w:t xml:space="preserve">in</w:t>
-      </w:r>
-      <w:r>
-        <w:t xml:space="preserve"> </w:t>
-      </w:r>
-      <w:r>
-        <w:rPr>
-          <w:rStyle w:val="VerbatimChar"/>
-        </w:rPr>
-        <w:t xml:space="preserve">version --json</w:t>
-      </w:r>
-      <w:r>
-        <w:t xml:space="preserve">,</w:t>
-      </w:r>
-      <w:r>
-        <w:t xml:space="preserve"> </w:t>
-      </w:r>
-      <w:r>
-        <w:t xml:space="preserve">the DisplayName on the first stdout line — never a bare 2xx-or-no-error</w:t>
-      </w:r>
-      <w:r>
-        <w:t xml:space="preserve"> </w:t>
-      </w:r>
-      <w:r>
-        <w:t xml:space="preserve">check. The bank</w:t>
-      </w:r>
-      <w:r>
-        <w:t xml:space="preserve"> </w:t>
-      </w:r>
-      <w:r>
-        <w:rPr>
-          <w:rStyle w:val="VerbatimChar"/>
-        </w:rPr>
-        <w:t xml:space="preserve">expected</w:t>
-      </w:r>
-      <w:r>
-        <w:t xml:space="preserve"> </w:t>
-      </w:r>
-      <w:r>
-        <w:t xml:space="preserve">prose drives the LLM-generated verification</w:t>
-      </w:r>
-      <w:r>
-        <w:t xml:space="preserve"> </w:t>
-      </w:r>
-      <w:r>
-        <w:t xml:space="preserve">prompts at runtime (CONST-046): banks describe</w:t>
-      </w:r>
-      <w:r>
-        <w:t xml:space="preserve"> </w:t>
-      </w:r>
-      <w:r>
-        <w:rPr>
-          <w:b/>
-          <w:bCs/>
-        </w:rPr>
-        <w:t xml:space="preserve">what correct looks</w:t>
-      </w:r>
-      <w:r>
-        <w:rPr>
-          <w:b/>
-          <w:bCs/>
-        </w:rPr>
-        <w:t xml:space="preserve"> </w:t>
-      </w:r>
-      <w:r>
-        <w:rPr>
-          <w:b/>
-          <w:bCs/>
-        </w:rPr>
-        <w:t xml:space="preserve">like</w:t>
-      </w:r>
-      <w:r>
-        <w:t xml:space="preserve">, not a hard-coded English string match.</w:t>
-      </w:r>
-    </w:p>
-    <w:bookmarkEnd w:id="15"/>
-    <w:bookmarkStart w:id="16" w:name="evidence-layout"/>
-    <w:p>
-      <w:pPr>
-        <w:pStyle w:val="Heading2"/>
-      </w:pPr>
-      <w:r>
-        <w:t xml:space="preserve">Evidence layout</w:t>
-      </w:r>
-    </w:p>
-    <w:p>
-      <w:pPr>
-        <w:pStyle w:val="FirstParagraph"/>
-      </w:pPr>
-      <w:r>
-        <w:t xml:space="preserve">Each run writes a timestamped directory:</w:t>
-      </w:r>
-    </w:p>
-    <w:p>
-      <w:pPr>
-        <w:pStyle w:val="SourceCode"/>
-      </w:pPr>
-      <w:r>
-        <w:rPr>
-          <w:rStyle w:val="VerbatimChar"/>
-        </w:rPr>
-        <w:t xml:space="preserve">qa-results/helixqa/&lt;run-id&gt;/</w:t>
-      </w:r>
-      <w:r>
-        <w:br/>
-      </w:r>
-      <w:r>
-        <w:rPr>
-          <w:rStyle w:val="VerbatimChar"/>
-        </w:rPr>
-        <w:t xml:space="preserve">├── bin/                   freshly-built flavor binaries used by the CLI bank</w:t>
-      </w:r>
-      <w:r>
-        <w:br/>
-      </w:r>
-      <w:r>
-        <w:rPr>
-          <w:rStyle w:val="VerbatimChar"/>
-        </w:rPr>
-        <w:t xml:space="preserve">├── helixqa_build.log      helixqa go-build log (only if it had to be built)</w:t>
-      </w:r>
-      <w:r>
-        <w:br/>
-      </w:r>
-      <w:r>
-        <w:rPr>
-          <w:rStyle w:val="VerbatimChar"/>
-        </w:rPr>
-        <w:t xml:space="preserve">├── flavor_build.log       go-build log for the 8 flavors</w:t>
-      </w:r>
-      <w:r>
-        <w:br/>
-      </w:r>
-      <w:r>
-        <w:rPr>
-          <w:rStyle w:val="VerbatimChar"/>
-        </w:rPr>
-        <w:t xml:space="preserve">├── pherald_serve.log      stdout/stderr of the live pherald serve (api bank)</w:t>
-      </w:r>
-      <w:r>
-        <w:br/>
-      </w:r>
-      <w:r>
-        <w:rPr>
-          <w:rStyle w:val="VerbatimChar"/>
-        </w:rPr>
-        <w:t xml:space="preserve">├── healthz_evidence.json  captured live /v1/healthz body (positive evidence)</w:t>
-      </w:r>
-      <w:r>
-        <w:br/>
-      </w:r>
-      <w:r>
-        <w:rPr>
-          <w:rStyle w:val="VerbatimChar"/>
-        </w:rPr>
-        <w:t xml:space="preserve">├── api_serve_skip.txt     present only when PG was unreachable (SKIP reason)</w:t>
-      </w:r>
-      <w:r>
-        <w:br/>
-      </w:r>
-      <w:r>
-        <w:rPr>
-          <w:rStyle w:val="VerbatimChar"/>
-        </w:rPr>
-        <w:t xml:space="preserve">├── helixqa_run.log        the helixqa run transcript</w:t>
-      </w:r>
-      <w:r>
-        <w:br/>
-      </w:r>
-      <w:r>
-        <w:rPr>
-          <w:rStyle w:val="VerbatimChar"/>
-        </w:rPr>
-        <w:t xml:space="preserve">├── helixqa_autonomous.log present only with HELIXQA_AUTONOMOUS=1</w:t>
-      </w:r>
-      <w:r>
-        <w:br/>
-      </w:r>
-      <w:r>
-        <w:rPr>
-          <w:rStyle w:val="VerbatimChar"/>
-        </w:rPr>
-        <w:t xml:space="preserve">└── qa-report.{md,html,json} + tickets/   HelixQA report + any generated tickets</w:t>
-      </w:r>
-    </w:p>
-    <w:p>
-      <w:pPr>
-        <w:pStyle w:val="FirstParagraph"/>
-      </w:pPr>
-      <w:r>
-        <w:t xml:space="preserve">This satisfies Herald §107.x (the</w:t>
-      </w:r>
-      <w:r>
-        <w:t xml:space="preserve"> </w:t>
-      </w:r>
-      <w:r>
-        <w:rPr>
-          <w:rStyle w:val="VerbatimChar"/>
-        </w:rPr>
-        <w:t xml:space="preserve">docs/qa/</w:t>
-      </w:r>
-      <w:r>
-        <w:t xml:space="preserve"> </w:t>
-      </w:r>
-      <w:r>
-        <w:t xml:space="preserve">/</w:t>
-      </w:r>
-      <w:r>
-        <w:t xml:space="preserve"> </w:t>
-      </w:r>
-      <w:r>
-        <w:rPr>
-          <w:rStyle w:val="VerbatimChar"/>
-        </w:rPr>
-        <w:t xml:space="preserve">qa-results/</w:t>
-      </w:r>
-      <w:r>
-        <w:t xml:space="preserve"> </w:t>
-      </w:r>
-      <w:r>
-        <w:t xml:space="preserve">evidence</w:t>
-      </w:r>
-      <w:r>
-        <w:t xml:space="preserve"> </w:t>
-      </w:r>
-      <w:r>
-        <w:t xml:space="preserve">mandate): the run-id directory is the auditable runtime proof that the</w:t>
-      </w:r>
-      <w:r>
-        <w:t xml:space="preserve"> </w:t>
-      </w:r>
-      <w:r>
-        <w:t xml:space="preserve">banks were exercised against real services and real binaries.</w:t>
-      </w:r>
-    </w:p>
-    <w:bookmarkEnd w:id="16"/>
-    <w:bookmarkStart w:id="17" w:name="X332f2bbd91efb92ecedb7495fc78c8a622b33d8"/>
-    <w:p>
-      <w:pPr>
-        <w:pStyle w:val="Heading2"/>
-      </w:pPr>
-      <w:r>
-        <w:t xml:space="preserve">Where HelixQA fits — the autonomous-QA SSoT</w:t>
-      </w:r>
-    </w:p>
-    <w:p>
-      <w:pPr>
-        <w:pStyle w:val="FirstParagraph"/>
-      </w:pPr>
-      <w:r>
-        <w:t xml:space="preserve">HelixQA is Herald's</w:t>
-      </w:r>
-      <w:r>
-        <w:t xml:space="preserve"> </w:t>
-      </w:r>
-      <w:r>
-        <w:rPr>
-          <w:b/>
-          <w:bCs/>
-        </w:rPr>
-        <w:t xml:space="preserve">autonomous-QA single-source-of-truth</w:t>
-      </w:r>
-      <w:r>
-        <w:t xml:space="preserve">. It is</w:t>
-      </w:r>
-      <w:r>
-        <w:t xml:space="preserve"> </w:t>
-      </w:r>
-      <w:r>
-        <w:t xml:space="preserve">complementary to, not a replacement for, the existing seams:</w:t>
+        <w:t xml:space="preserve">closed</w:t>
+      </w:r>
+      <w:r>
+        <w:t xml:space="preserve">. Each case uses a typed</w:t>
+      </w:r>
+      <w:r>
+        <w:t xml:space="preserve"> </w:t>
+      </w:r>
+      <w:r>
+        <w:rPr>
+          <w:rStyle w:val="VerbatimChar"/>
+        </w:rPr>
+        <w:t xml:space="preserve">action: "shell: &lt;curl … assertion&gt;"</w:t>
+      </w:r>
+      <w:r>
+        <w:t xml:space="preserve"> </w:t>
+      </w:r>
+      <w:r>
+        <w:t xml:space="preserve">step that genuinely runs:</w:t>
       </w:r>
     </w:p>
     <w:p>
@@ -4020,27 +3775,211 @@
       </w:pPr>
       <w:r>
         <w:rPr>
-          <w:rStyle w:val="VerbatimChar"/>
-        </w:rPr>
-        <w:t xml:space="preserve">scripts/e2e_bluff_hunt.sh</w:t>
-      </w:r>
-      <w:r>
-        <w:t xml:space="preserve"> </w:t>
-      </w:r>
-      <w:r>
-        <w:t xml:space="preserve">— the canonical hand-rolled end-to-end smoke</w:t>
-      </w:r>
-      <w:r>
-        <w:t xml:space="preserve"> </w:t>
-      </w:r>
-      <w:r>
-        <w:t xml:space="preserve">(14+ invariants against real services). HelixQA's launcher deliberately</w:t>
-      </w:r>
-      <w:r>
-        <w:t xml:space="preserve"> </w:t>
-      </w:r>
-      <w:r>
-        <w:t xml:space="preserve">mirrors its PG + Gin boot so the two agree on environment.</w:t>
+          <w:b/>
+          <w:bCs/>
+        </w:rPr>
+        <w:t xml:space="preserve">HTTPS / self-signed cert</w:t>
+      </w:r>
+      <w:r>
+        <w:t xml:space="preserve"> </w:t>
+      </w:r>
+      <w:r>
+        <w:t xml:space="preserve">—</w:t>
+      </w:r>
+      <w:r>
+        <w:t xml:space="preserve"> </w:t>
+      </w:r>
+      <w:r>
+        <w:rPr>
+          <w:rStyle w:val="VerbatimChar"/>
+        </w:rPr>
+        <w:t xml:space="preserve">curl -k</w:t>
+      </w:r>
+      <w:r>
+        <w:t xml:space="preserve"> </w:t>
+      </w:r>
+      <w:r>
+        <w:t xml:space="preserve">(the executor has no TLS</w:t>
+      </w:r>
+      <w:r>
+        <w:t xml:space="preserve"> </w:t>
+      </w:r>
+      <w:r>
+        <w:t xml:space="preserve">skip-verify knob; see the limitation below). HelixQA's</w:t>
+      </w:r>
+      <w:r>
+        <w:t xml:space="preserve"> </w:t>
+      </w:r>
+      <w:r>
+        <w:rPr>
+          <w:rStyle w:val="VerbatimChar"/>
+        </w:rPr>
+        <w:t xml:space="preserve">http:</w:t>
+      </w:r>
+      <w:r>
+        <w:t xml:space="preserve"> </w:t>
+      </w:r>
+      <w:r>
+        <w:t xml:space="preserve">action</w:t>
+      </w:r>
+      <w:r>
+        <w:t xml:space="preserve"> </w:t>
+      </w:r>
+      <w:r>
+        <w:t xml:space="preserve">type /</w:t>
+      </w:r>
+      <w:r>
+        <w:t xml:space="preserve"> </w:t>
+      </w:r>
+      <w:r>
+        <w:rPr>
+          <w:rStyle w:val="VerbatimChar"/>
+        </w:rPr>
+        <w:t xml:space="preserve">HTTPExecutor</w:t>
+      </w:r>
+      <w:r>
+        <w:t xml:space="preserve"> </w:t>
+      </w:r>
+      <w:r>
+        <w:t xml:space="preserve">is therefore</w:t>
+      </w:r>
+      <w:r>
+        <w:t xml:space="preserve"> </w:t>
+      </w:r>
+      <w:r>
+        <w:rPr>
+          <w:b/>
+          <w:bCs/>
+        </w:rPr>
+        <w:t xml:space="preserve">not usable</w:t>
+      </w:r>
+      <w:r>
+        <w:t xml:space="preserve"> </w:t>
+      </w:r>
+      <w:r>
+        <w:t xml:space="preserve">for Herald's listener:</w:t>
+      </w:r>
+      <w:r>
+        <w:t xml:space="preserve"> </w:t>
+      </w:r>
+      <w:r>
+        <w:t xml:space="preserve">it (a) only runs in the</w:t>
+      </w:r>
+      <w:r>
+        <w:t xml:space="preserve"> </w:t>
+      </w:r>
+      <w:r>
+        <w:rPr>
+          <w:i/>
+          <w:iCs/>
+        </w:rPr>
+        <w:t xml:space="preserve">autonomous</w:t>
+      </w:r>
+      <w:r>
+        <w:t xml:space="preserve"> </w:t>
+      </w:r>
+      <w:r>
+        <w:t xml:space="preserve">StructuredTestExecutor, not the</w:t>
+      </w:r>
+      <w:r>
+        <w:t xml:space="preserve"> </w:t>
+      </w:r>
+      <w:r>
+        <w:t xml:space="preserve">banks-driven</w:t>
+      </w:r>
+      <w:r>
+        <w:t xml:space="preserve"> </w:t>
+      </w:r>
+      <w:r>
+        <w:rPr>
+          <w:rStyle w:val="VerbatimChar"/>
+        </w:rPr>
+        <w:t xml:space="preserve">run</w:t>
+      </w:r>
+      <w:r>
+        <w:t xml:space="preserve"> </w:t>
+      </w:r>
+      <w:r>
+        <w:t xml:space="preserve">path the launcher uses, and (b) builds a default</w:t>
+      </w:r>
+      <w:r>
+        <w:t xml:space="preserve"> </w:t>
+      </w:r>
+      <w:r>
+        <w:rPr>
+          <w:rStyle w:val="VerbatimChar"/>
+        </w:rPr>
+        <w:t xml:space="preserve">*http.Client</w:t>
+      </w:r>
+      <w:r>
+        <w:t xml:space="preserve"> </w:t>
+      </w:r>
+      <w:r>
+        <w:t xml:space="preserve">with</w:t>
+      </w:r>
+      <w:r>
+        <w:t xml:space="preserve"> </w:t>
+      </w:r>
+      <w:r>
+        <w:rPr>
+          <w:b/>
+          <w:bCs/>
+        </w:rPr>
+        <w:t xml:space="preserve">no</w:t>
+      </w:r>
+      <w:r>
+        <w:rPr>
+          <w:b/>
+          <w:bCs/>
+        </w:rPr>
+        <w:t xml:space="preserve"> </w:t>
+      </w:r>
+      <w:r>
+        <w:rPr>
+          <w:rStyle w:val="VerbatimChar"/>
+          <w:b/>
+          <w:bCs/>
+        </w:rPr>
+        <w:t xml:space="preserve">InsecureSkipVerify</w:t>
+      </w:r>
+      <w:r>
+        <w:t xml:space="preserve">, so it cannot reach a</w:t>
+      </w:r>
+      <w:r>
+        <w:t xml:space="preserve"> </w:t>
+      </w:r>
+      <w:r>
+        <w:t xml:space="preserve">self-signed-HTTPS endpoint.</w:t>
+      </w:r>
+      <w:r>
+        <w:t xml:space="preserve"> </w:t>
+      </w:r>
+      <w:r>
+        <w:rPr>
+          <w:rStyle w:val="VerbatimChar"/>
+        </w:rPr>
+        <w:t xml:space="preserve">shell:</w:t>
+      </w:r>
+      <w:r>
+        <w:t xml:space="preserve"> </w:t>
+      </w:r>
+      <w:r>
+        <w:t xml:space="preserve">+</w:t>
+      </w:r>
+      <w:r>
+        <w:t xml:space="preserve"> </w:t>
+      </w:r>
+      <w:r>
+        <w:rPr>
+          <w:rStyle w:val="VerbatimChar"/>
+        </w:rPr>
+        <w:t xml:space="preserve">curl -k</w:t>
+      </w:r>
+      <w:r>
+        <w:t xml:space="preserve"> </w:t>
+      </w:r>
+      <w:r>
+        <w:t xml:space="preserve">is the correct fit.</w:t>
       </w:r>
     </w:p>
     <w:p>
@@ -4053,15 +3992,55 @@
       </w:pPr>
       <w:r>
         <w:rPr>
-          <w:rStyle w:val="VerbatimChar"/>
-        </w:rPr>
-        <w:t xml:space="preserve">tests/test_*_mutation_meta.sh</w:t>
-      </w:r>
-      <w:r>
-        <w:t xml:space="preserve"> </w:t>
-      </w:r>
-      <w:r>
-        <w:t xml:space="preserve">— the paired §1.1 mutation gates.</w:t>
+          <w:b/>
+          <w:bCs/>
+        </w:rPr>
+        <w:t xml:space="preserve">Status assertions bite</w:t>
+      </w:r>
+      <w:r>
+        <w:t xml:space="preserve"> </w:t>
+      </w:r>
+      <w:r>
+        <w:t xml:space="preserve">—</w:t>
+      </w:r>
+      <w:r>
+        <w:t xml:space="preserve"> </w:t>
+      </w:r>
+      <w:r>
+        <w:rPr>
+          <w:rStyle w:val="VerbatimChar"/>
+        </w:rPr>
+        <w:t xml:space="preserve">curl -k -sS -o /dev/null -w '%{http_code}'</w:t>
+      </w:r>
+      <w:r>
+        <w:t xml:space="preserve"> </w:t>
+      </w:r>
+      <w:r>
+        <w:t xml:space="preserve">captured into a variable, then an exact-match</w:t>
+      </w:r>
+      <w:r>
+        <w:t xml:space="preserve"> </w:t>
+      </w:r>
+      <w:r>
+        <w:rPr>
+          <w:rStyle w:val="VerbatimChar"/>
+        </w:rPr>
+        <w:t xml:space="preserve">[ "$code" = "401" ]</w:t>
+      </w:r>
+      <w:r>
+        <w:t xml:space="preserve">. A</w:t>
+      </w:r>
+      <w:r>
+        <w:t xml:space="preserve"> </w:t>
+      </w:r>
+      <w:r>
+        <w:t xml:space="preserve">wrong status exits non-zero → the shell step exits non-zero → the case</w:t>
+      </w:r>
+      <w:r>
+        <w:t xml:space="preserve"> </w:t>
+      </w:r>
+      <w:r>
+        <w:t xml:space="preserve">FAILS.</w:t>
       </w:r>
     </w:p>
     <w:p>
@@ -4077,38 +4056,1110 @@
           <w:b/>
           <w:bCs/>
         </w:rPr>
-        <w:t xml:space="preserve">HelixQA</w:t>
-      </w:r>
-      <w:r>
-        <w:t xml:space="preserve"> </w:t>
-      </w:r>
-      <w:r>
-        <w:t xml:space="preserve">— the LLM-driven autonomous layer: it can grow coverage by</w:t>
-      </w:r>
-      <w:r>
-        <w:t xml:space="preserve"> </w:t>
-      </w:r>
-      <w:r>
-        <w:t xml:space="preserve">exploration (curiosity phase), generate tickets for failures, and is the</w:t>
-      </w:r>
-      <w:r>
-        <w:t xml:space="preserve"> </w:t>
-      </w:r>
-      <w:r>
-        <w:t xml:space="preserve">intended home for cross-flavor / cross-platform QA as Herald adds</w:t>
-      </w:r>
-      <w:r>
-        <w:t xml:space="preserve"> </w:t>
-      </w:r>
-      <w:r>
-        <w:t xml:space="preserve">serving flavors and messenger channels (Wave 7+).</w:t>
+        <w:t xml:space="preserve">Body / header assertions bite</w:t>
+      </w:r>
+      <w:r>
+        <w:t xml:space="preserve"> </w:t>
+      </w:r>
+      <w:r>
+        <w:t xml:space="preserve">—</w:t>
+      </w:r>
+      <w:r>
+        <w:t xml:space="preserve"> </w:t>
+      </w:r>
+      <w:r>
+        <w:rPr>
+          <w:rStyle w:val="VerbatimChar"/>
+        </w:rPr>
+        <w:t xml:space="preserve">python3 -c '…assert…'</w:t>
+      </w:r>
+      <w:r>
+        <w:t xml:space="preserve"> </w:t>
+      </w:r>
+      <w:r>
+        <w:t xml:space="preserve">on the JSON</w:t>
+      </w:r>
+      <w:r>
+        <w:t xml:space="preserve"> </w:t>
+      </w:r>
+      <w:r>
+        <w:t xml:space="preserve">body (health/ready/receipt) and</w:t>
+      </w:r>
+      <w:r>
+        <w:t xml:space="preserve"> </w:t>
+      </w:r>
+      <w:r>
+        <w:rPr>
+          <w:rStyle w:val="VerbatimChar"/>
+        </w:rPr>
+        <w:t xml:space="preserve">grep -q</w:t>
+      </w:r>
+      <w:r>
+        <w:t xml:space="preserve"> </w:t>
+      </w:r>
+      <w:r>
+        <w:t xml:space="preserve">for the</w:t>
+      </w:r>
+      <w:r>
+        <w:t xml:space="preserve"> </w:t>
+      </w:r>
+      <w:r>
+        <w:rPr>
+          <w:rStyle w:val="VerbatimChar"/>
+        </w:rPr>
+        <w:t xml:space="preserve">pherald_build_info</w:t>
+      </w:r>
+      <w:r>
+        <w:t xml:space="preserve"> </w:t>
+      </w:r>
+      <w:r>
+        <w:t xml:space="preserve">gauge line, the</w:t>
+      </w:r>
+      <w:r>
+        <w:t xml:space="preserve"> </w:t>
+      </w:r>
+      <w:r>
+        <w:rPr>
+          <w:rStyle w:val="VerbatimChar"/>
+        </w:rPr>
+        <w:t xml:space="preserve">event_parser:</w:t>
+      </w:r>
+      <w:r>
+        <w:t xml:space="preserve"> </w:t>
+      </w:r>
+      <w:r>
+        <w:t xml:space="preserve">error tag, and the</w:t>
+      </w:r>
+      <w:r>
+        <w:t xml:space="preserve"> </w:t>
+      </w:r>
+      <w:r>
+        <w:rPr>
+          <w:rStyle w:val="VerbatimChar"/>
+        </w:rPr>
+        <w:t xml:space="preserve">X-Herald-Replay: true</w:t>
+      </w:r>
+      <w:r>
+        <w:t xml:space="preserve"> </w:t>
+      </w:r>
+      <w:r>
+        <w:t xml:space="preserve">response header (captured via</w:t>
+      </w:r>
+      <w:r>
+        <w:t xml:space="preserve"> </w:t>
+      </w:r>
+      <w:r>
+        <w:rPr>
+          <w:rStyle w:val="VerbatimChar"/>
+        </w:rPr>
+        <w:t xml:space="preserve">curl -D -</w:t>
+      </w:r>
+      <w:r>
+        <w:t xml:space="preserve">).</w:t>
       </w:r>
     </w:p>
     <w:p>
       <w:pPr>
+        <w:pStyle w:val="Compact"/>
+        <w:numPr>
+          <w:ilvl w:val="0"/>
+          <w:numId w:val="1005"/>
+        </w:numPr>
+      </w:pPr>
+      <w:r>
+        <w:rPr>
+          <w:b/>
+          <w:bCs/>
+        </w:rPr>
+        <w:t xml:space="preserve">JWT-gated cases</w:t>
+      </w:r>
+      <w:r>
+        <w:t xml:space="preserve"> </w:t>
+      </w:r>
+      <w:r>
+        <w:t xml:space="preserve">mint a real HS256 token inline with</w:t>
+      </w:r>
+      <w:r>
+        <w:t xml:space="preserve"> </w:t>
+      </w:r>
+      <w:r>
+        <w:rPr>
+          <w:rStyle w:val="VerbatimChar"/>
+        </w:rPr>
+        <w:t xml:space="preserve">python3</w:t>
+      </w:r>
+      <w:r>
+        <w:t xml:space="preserve"> </w:t>
+      </w:r>
+      <w:r>
+        <w:t xml:space="preserve">(</w:t>
+      </w:r>
+      <w:r>
+        <w:rPr>
+          <w:rStyle w:val="VerbatimChar"/>
+        </w:rPr>
+        <w:t xml:space="preserve">hmac</w:t>
+      </w:r>
+      <w:r>
+        <w:t xml:space="preserve">/</w:t>
+      </w:r>
+      <w:r>
+        <w:rPr>
+          <w:rStyle w:val="VerbatimChar"/>
+        </w:rPr>
+        <w:t xml:space="preserve">hashlib</w:t>
+      </w:r>
+      <w:r>
+        <w:t xml:space="preserve">/</w:t>
+      </w:r>
+      <w:r>
+        <w:rPr>
+          <w:rStyle w:val="VerbatimChar"/>
+        </w:rPr>
+        <w:t xml:space="preserve">base64</w:t>
+      </w:r>
+      <w:r>
+        <w:t xml:space="preserve">), matching</w:t>
+      </w:r>
+      <w:r>
+        <w:t xml:space="preserve"> </w:t>
+      </w:r>
+      <w:r>
+        <w:rPr>
+          <w:rStyle w:val="VerbatimChar"/>
+        </w:rPr>
+        <w:t xml:space="preserve">scripts/e2e_bluff_hunt.sh</w:t>
+      </w:r>
+      <w:r>
+        <w:t xml:space="preserve">'s proven</w:t>
+      </w:r>
+      <w:r>
+        <w:t xml:space="preserve"> </w:t>
+      </w:r>
+      <w:r>
+        <w:t xml:space="preserve">minting pattern, signed with</w:t>
+      </w:r>
+      <w:r>
+        <w:t xml:space="preserve"> </w:t>
+      </w:r>
+      <w:r>
+        <w:rPr>
+          <w:rStyle w:val="VerbatimChar"/>
+        </w:rPr>
+        <w:t xml:space="preserve">HERALD_AUTH_HMAC_SECRET</w:t>
+      </w:r>
+      <w:r>
+        <w:t xml:space="preserve">. Case 009 mints a</w:t>
+      </w:r>
+      <w:r>
+        <w:t xml:space="preserve"> </w:t>
+      </w:r>
+      <w:r>
+        <w:t xml:space="preserve">signature-valid token that</w:t>
+      </w:r>
+      <w:r>
+        <w:t xml:space="preserve"> </w:t>
+      </w:r>
+      <w:r>
+        <w:rPr>
+          <w:b/>
+          <w:bCs/>
+        </w:rPr>
+        <w:t xml:space="preserve">omits</w:t>
+      </w:r>
+      <w:r>
+        <w:t xml:space="preserve"> </w:t>
+      </w:r>
+      <w:r>
+        <w:t xml:space="preserve">the</w:t>
+      </w:r>
+      <w:r>
+        <w:t xml:space="preserve"> </w:t>
+      </w:r>
+      <w:r>
+        <w:rPr>
+          <w:rStyle w:val="VerbatimChar"/>
+        </w:rPr>
+        <w:t xml:space="preserve">tenant</w:t>
+      </w:r>
+      <w:r>
+        <w:t xml:space="preserve"> </w:t>
+      </w:r>
+      <w:r>
+        <w:t xml:space="preserve">claim to drive the 401</w:t>
+      </w:r>
+      <w:r>
+        <w:t xml:space="preserve"> </w:t>
+      </w:r>
+      <w:r>
+        <w:t xml:space="preserve">path.</w:t>
+      </w:r>
+    </w:p>
+    <w:p>
+      <w:pPr>
         <w:pStyle w:val="FirstParagraph"/>
       </w:pPr>
       <w:r>
+        <w:t xml:space="preserve">The cases keep</w:t>
+      </w:r>
+      <w:r>
+        <w:t xml:space="preserve"> </w:t>
+      </w:r>
+      <w:r>
+        <w:rPr>
+          <w:rStyle w:val="VerbatimChar"/>
+        </w:rPr>
+        <w:t xml:space="preserve">api</w:t>
+      </w:r>
+      <w:r>
+        <w:t xml:space="preserve"> </w:t>
+      </w:r>
+      <w:r>
+        <w:t xml:space="preserve">in</w:t>
+      </w:r>
+      <w:r>
+        <w:t xml:space="preserve"> </w:t>
+      </w:r>
+      <w:r>
+        <w:rPr>
+          <w:rStyle w:val="VerbatimChar"/>
+        </w:rPr>
+        <w:t xml:space="preserve">platforms[]</w:t>
+      </w:r>
+      <w:r>
+        <w:t xml:space="preserve"> </w:t>
+      </w:r>
+      <w:r>
+        <w:t xml:space="preserve">as the semantic surface tag and add</w:t>
+      </w:r>
+      <w:r>
+        <w:t xml:space="preserve"> </w:t>
+      </w:r>
+      <w:r>
+        <w:rPr>
+          <w:rStyle w:val="VerbatimChar"/>
+        </w:rPr>
+        <w:t xml:space="preserve">desktop</w:t>
+      </w:r>
+      <w:r>
+        <w:t xml:space="preserve"> </w:t>
+      </w:r>
+      <w:r>
+        <w:t xml:space="preserve">so the orchestrator actually executes them. The base URL comes</w:t>
+      </w:r>
+      <w:r>
+        <w:t xml:space="preserve"> </w:t>
+      </w:r>
+      <w:r>
+        <w:t xml:space="preserve">from</w:t>
+      </w:r>
+      <w:r>
+        <w:t xml:space="preserve"> </w:t>
+      </w:r>
+      <w:r>
+        <w:rPr>
+          <w:rStyle w:val="VerbatimChar"/>
+        </w:rPr>
+        <w:t xml:space="preserve">HELIXQA_HTTP_BASE_URL</w:t>
+      </w:r>
+      <w:r>
+        <w:t xml:space="preserve"> </w:t>
+      </w:r>
+      <w:r>
+        <w:t xml:space="preserve">(exported by the launcher when the live serve</w:t>
+      </w:r>
+      <w:r>
+        <w:t xml:space="preserve"> </w:t>
+      </w:r>
+      <w:r>
+        <w:t xml:space="preserve">is up), falling back to</w:t>
+      </w:r>
+      <w:r>
+        <w:t xml:space="preserve"> </w:t>
+      </w:r>
+      <w:r>
+        <w:rPr>
+          <w:rStyle w:val="VerbatimChar"/>
+        </w:rPr>
+        <w:t xml:space="preserve">https://127.0.0.1:${HERALD_HTTP_PORT}</w:t>
+      </w:r>
+      <w:r>
+        <w:t xml:space="preserve">.</w:t>
+      </w:r>
+    </w:p>
+    <w:p>
+      <w:pPr>
+        <w:pStyle w:val="BlockText"/>
+      </w:pPr>
+      <w:r>
+        <w:rPr>
+          <w:b/>
+          <w:bCs/>
+        </w:rPr>
+        <w:t xml:space="preserve">HTTP-executor limitation (TLS verify).</w:t>
+      </w:r>
+      <w:r>
+        <w:t xml:space="preserve"> </w:t>
+      </w:r>
+      <w:r>
+        <w:t xml:space="preserve">HelixQA's</w:t>
+      </w:r>
+      <w:r>
+        <w:t xml:space="preserve"> </w:t>
+      </w:r>
+      <w:r>
+        <w:rPr>
+          <w:rStyle w:val="VerbatimChar"/>
+        </w:rPr>
+        <w:t xml:space="preserve">HTTPExecutor</w:t>
+      </w:r>
+      <w:r>
+        <w:t xml:space="preserve"> </w:t>
+      </w:r>
+      <w:r>
+        <w:t xml:space="preserve">(</w:t>
+      </w:r>
+      <w:r>
+        <w:rPr>
+          <w:rStyle w:val="VerbatimChar"/>
+        </w:rPr>
+        <w:t xml:space="preserve">pkg/autonomous/http_executor.go</w:t>
+      </w:r>
+      <w:r>
+        <w:t xml:space="preserve">) uses the Go default transport with no</w:t>
+      </w:r>
+      <w:r>
+        <w:t xml:space="preserve"> </w:t>
+      </w:r>
+      <w:r>
+        <w:rPr>
+          <w:rStyle w:val="VerbatimChar"/>
+        </w:rPr>
+        <w:t xml:space="preserve">InsecureSkipVerify</w:t>
+      </w:r>
+      <w:r>
+        <w:t xml:space="preserve"> </w:t>
+      </w:r>
+      <w:r>
+        <w:t xml:space="preserve">option. Herald's</w:t>
+      </w:r>
+      <w:r>
+        <w:t xml:space="preserve"> </w:t>
+      </w:r>
+      <w:r>
+        <w:rPr>
+          <w:rStyle w:val="VerbatimChar"/>
+        </w:rPr>
+        <w:t xml:space="preserve">pherald serve</w:t>
+      </w:r>
+      <w:r>
+        <w:t xml:space="preserve"> </w:t>
+      </w:r>
+      <w:r>
+        <w:t xml:space="preserve">listener is</w:t>
+      </w:r>
+      <w:r>
+        <w:t xml:space="preserve"> </w:t>
+      </w:r>
+      <w:r>
+        <w:t xml:space="preserve">self-signed HTTPS (Wave 4a), so the</w:t>
+      </w:r>
+      <w:r>
+        <w:t xml:space="preserve"> </w:t>
+      </w:r>
+      <w:r>
+        <w:rPr>
+          <w:rStyle w:val="VerbatimChar"/>
+        </w:rPr>
+        <w:t xml:space="preserve">http:</w:t>
+      </w:r>
+      <w:r>
+        <w:t xml:space="preserve"> </w:t>
+      </w:r>
+      <w:r>
+        <w:t xml:space="preserve">action type cannot reach it.</w:t>
+      </w:r>
+      <w:r>
+        <w:t xml:space="preserve"> </w:t>
+      </w:r>
+      <w:r>
+        <w:t xml:space="preserve">This is the documented reason the API bank uses</w:t>
+      </w:r>
+      <w:r>
+        <w:t xml:space="preserve"> </w:t>
+      </w:r>
+      <w:r>
+        <w:rPr>
+          <w:rStyle w:val="VerbatimChar"/>
+        </w:rPr>
+        <w:t xml:space="preserve">shell:</w:t>
+      </w:r>
+      <w:r>
+        <w:t xml:space="preserve"> </w:t>
+      </w:r>
+      <w:r>
+        <w:t xml:space="preserve">+</w:t>
+      </w:r>
+      <w:r>
+        <w:t xml:space="preserve"> </w:t>
+      </w:r>
+      <w:r>
+        <w:rPr>
+          <w:rStyle w:val="VerbatimChar"/>
+        </w:rPr>
+        <w:t xml:space="preserve">curl -k</w:t>
+      </w:r>
+      <w:r>
+        <w:t xml:space="preserve"> </w:t>
+      </w:r>
+      <w:r>
+        <w:t xml:space="preserve">rather than</w:t>
+      </w:r>
+      <w:r>
+        <w:t xml:space="preserve"> </w:t>
+      </w:r>
+      <w:r>
+        <w:rPr>
+          <w:rStyle w:val="VerbatimChar"/>
+        </w:rPr>
+        <w:t xml:space="preserve">http:</w:t>
+      </w:r>
+      <w:r>
+        <w:t xml:space="preserve">. If HelixQA later adds a skip-verify knob (e.g. an</w:t>
+      </w:r>
+      <w:r>
+        <w:t xml:space="preserve"> </w:t>
+      </w:r>
+      <w:r>
+        <w:rPr>
+          <w:rStyle w:val="VerbatimChar"/>
+        </w:rPr>
+        <w:t xml:space="preserve">HELIXQA_HTTP_INSECURE_SKIPVERIFY</w:t>
+      </w:r>
+      <w:r>
+        <w:t xml:space="preserve"> </w:t>
+      </w:r>
+      <w:r>
+        <w:t xml:space="preserve">env or a per-bank flag) AND wires the</w:t>
+      </w:r>
+      <w:r>
+        <w:t xml:space="preserve"> </w:t>
+      </w:r>
+      <w:r>
+        <w:rPr>
+          <w:rStyle w:val="VerbatimChar"/>
+        </w:rPr>
+        <w:t xml:space="preserve">http:</w:t>
+      </w:r>
+      <w:r>
+        <w:t xml:space="preserve"> </w:t>
+      </w:r>
+      <w:r>
+        <w:t xml:space="preserve">type into the</w:t>
+      </w:r>
+      <w:r>
+        <w:t xml:space="preserve"> </w:t>
+      </w:r>
+      <w:r>
+        <w:rPr>
+          <w:rStyle w:val="VerbatimChar"/>
+        </w:rPr>
+        <w:t xml:space="preserve">run</w:t>
+      </w:r>
+      <w:r>
+        <w:t xml:space="preserve"> </w:t>
+      </w:r>
+      <w:r>
+        <w:t xml:space="preserve">path, the bank can migrate to</w:t>
+      </w:r>
+      <w:r>
+        <w:t xml:space="preserve"> </w:t>
+      </w:r>
+      <w:r>
+        <w:rPr>
+          <w:rStyle w:val="VerbatimChar"/>
+        </w:rPr>
+        <w:t xml:space="preserve">http:</w:t>
+      </w:r>
+      <w:r>
+        <w:t xml:space="preserve"> </w:t>
+      </w:r>
+      <w:r>
+        <w:t xml:space="preserve">actions</w:t>
+      </w:r>
+      <w:r>
+        <w:t xml:space="preserve"> </w:t>
+      </w:r>
+      <w:r>
+        <w:t xml:space="preserve">with</w:t>
+      </w:r>
+      <w:r>
+        <w:t xml:space="preserve"> </w:t>
+      </w:r>
+      <w:r>
+        <w:rPr>
+          <w:rStyle w:val="VerbatimChar"/>
+        </w:rPr>
+        <w:t xml:space="preserve">expect_status</w:t>
+      </w:r>
+      <w:r>
+        <w:t xml:space="preserve"> </w:t>
+      </w:r>
+      <w:r>
+        <w:t xml:space="preserve">/</w:t>
+      </w:r>
+      <w:r>
+        <w:t xml:space="preserve"> </w:t>
+      </w:r>
+      <w:r>
+        <w:rPr>
+          <w:rStyle w:val="VerbatimChar"/>
+        </w:rPr>
+        <w:t xml:space="preserve">expect_body_contains</w:t>
+      </w:r>
+      <w:r>
+        <w:t xml:space="preserve"> </w:t>
+      </w:r>
+      <w:r>
+        <w:t xml:space="preserve">/</w:t>
+      </w:r>
+      <w:r>
+        <w:t xml:space="preserve"> </w:t>
+      </w:r>
+      <w:r>
+        <w:rPr>
+          <w:rStyle w:val="VerbatimChar"/>
+        </w:rPr>
+        <w:t xml:space="preserve">expect_json_path</w:t>
+      </w:r>
+      <w:r>
+        <w:t xml:space="preserve"> </w:t>
+      </w:r>
+      <w:r>
+        <w:t xml:space="preserve">fields.</w:t>
+      </w:r>
+    </w:p>
+    <w:p>
+      <w:pPr>
+        <w:pStyle w:val="FirstParagraph"/>
+      </w:pPr>
+      <w:r>
+        <w:rPr>
+          <w:b/>
+          <w:bCs/>
+        </w:rPr>
+        <w:t xml:space="preserve">Anti-bluff anchor.</w:t>
+      </w:r>
+      <w:r>
+        <w:t xml:space="preserve"> </w:t>
+      </w:r>
+      <w:r>
+        <w:t xml:space="preserve">Every case asserts on the actual response</w:t>
+      </w:r>
+      <w:r>
+        <w:t xml:space="preserve"> </w:t>
+      </w:r>
+      <w:r>
+        <w:rPr>
+          <w:b/>
+          <w:bCs/>
+        </w:rPr>
+        <w:t xml:space="preserve">body</w:t>
+      </w:r>
+      <w:r>
+        <w:t xml:space="preserve"> </w:t>
+      </w:r>
+      <w:r>
+        <w:t xml:space="preserve">or</w:t>
+      </w:r>
+      <w:r>
+        <w:t xml:space="preserve"> </w:t>
+      </w:r>
+      <w:r>
+        <w:rPr>
+          <w:b/>
+          <w:bCs/>
+        </w:rPr>
+        <w:t xml:space="preserve">stdout</w:t>
+      </w:r>
+      <w:r>
+        <w:t xml:space="preserve"> </w:t>
+      </w:r>
+      <w:r>
+        <w:t xml:space="preserve">—</w:t>
+      </w:r>
+      <w:r>
+        <w:t xml:space="preserve"> </w:t>
+      </w:r>
+      <w:r>
+        <w:rPr>
+          <w:rStyle w:val="VerbatimChar"/>
+        </w:rPr>
+        <w:t xml:space="preserve">status:ok</w:t>
+      </w:r>
+      <w:r>
+        <w:t xml:space="preserve"> </w:t>
+      </w:r>
+      <w:r>
+        <w:t xml:space="preserve">+</w:t>
+      </w:r>
+      <w:r>
+        <w:t xml:space="preserve"> </w:t>
+      </w:r>
+      <w:r>
+        <w:rPr>
+          <w:rStyle w:val="VerbatimChar"/>
+        </w:rPr>
+        <w:t xml:space="preserve">build.version</w:t>
+      </w:r>
+      <w:r>
+        <w:t xml:space="preserve">,</w:t>
+      </w:r>
+      <w:r>
+        <w:t xml:space="preserve"> </w:t>
+      </w:r>
+      <w:r>
+        <w:rPr>
+          <w:rStyle w:val="VerbatimChar"/>
+        </w:rPr>
+        <w:t xml:space="preserve">status:ready</w:t>
+      </w:r>
+      <w:r>
+        <w:t xml:space="preserve">, the</w:t>
+      </w:r>
+      <w:r>
+        <w:t xml:space="preserve"> </w:t>
+      </w:r>
+      <w:r>
+        <w:rPr>
+          <w:rStyle w:val="VerbatimChar"/>
+        </w:rPr>
+        <w:t xml:space="preserve">pherald_build_info{</w:t>
+      </w:r>
+      <w:r>
+        <w:t xml:space="preserve"> </w:t>
+      </w:r>
+      <w:r>
+        <w:t xml:space="preserve">gauge line, the</w:t>
+      </w:r>
+      <w:r>
+        <w:t xml:space="preserve"> </w:t>
+      </w:r>
+      <w:r>
+        <w:rPr>
+          <w:rStyle w:val="VerbatimChar"/>
+        </w:rPr>
+        <w:t xml:space="preserve">event_parser:</w:t>
+      </w:r>
+      <w:r>
+        <w:t xml:space="preserve">-tagged error string,</w:t>
+      </w:r>
+      <w:r>
+        <w:t xml:space="preserve"> </w:t>
+      </w:r>
+      <w:r>
+        <w:t xml:space="preserve">the</w:t>
+      </w:r>
+      <w:r>
+        <w:t xml:space="preserve"> </w:t>
+      </w:r>
+      <w:r>
+        <w:rPr>
+          <w:rStyle w:val="VerbatimChar"/>
+        </w:rPr>
+        <w:t xml:space="preserve">X-Herald-Replay</w:t>
+      </w:r>
+      <w:r>
+        <w:t xml:space="preserve"> </w:t>
+      </w:r>
+      <w:r>
+        <w:t xml:space="preserve">header,</w:t>
+      </w:r>
+      <w:r>
+        <w:t xml:space="preserve"> </w:t>
+      </w:r>
+      <w:r>
+        <w:rPr>
+          <w:rStyle w:val="VerbatimChar"/>
+        </w:rPr>
+        <w:t xml:space="preserve">binary == "&lt;flavor&gt;"</w:t>
+      </w:r>
+      <w:r>
+        <w:t xml:space="preserve"> </w:t>
+      </w:r>
+      <w:r>
+        <w:t xml:space="preserve">in</w:t>
+      </w:r>
+      <w:r>
+        <w:t xml:space="preserve"> </w:t>
+      </w:r>
+      <w:r>
+        <w:rPr>
+          <w:rStyle w:val="VerbatimChar"/>
+        </w:rPr>
+        <w:t xml:space="preserve">version --json</w:t>
+      </w:r>
+      <w:r>
+        <w:t xml:space="preserve">,</w:t>
+      </w:r>
+      <w:r>
+        <w:t xml:space="preserve"> </w:t>
+      </w:r>
+      <w:r>
+        <w:t xml:space="preserve">the DisplayName on the first stdout line — never a bare 2xx-or-no-error</w:t>
+      </w:r>
+      <w:r>
+        <w:t xml:space="preserve"> </w:t>
+      </w:r>
+      <w:r>
+        <w:t xml:space="preserve">check. The bank</w:t>
+      </w:r>
+      <w:r>
+        <w:t xml:space="preserve"> </w:t>
+      </w:r>
+      <w:r>
+        <w:rPr>
+          <w:rStyle w:val="VerbatimChar"/>
+        </w:rPr>
+        <w:t xml:space="preserve">expected</w:t>
+      </w:r>
+      <w:r>
+        <w:t xml:space="preserve"> </w:t>
+      </w:r>
+      <w:r>
+        <w:t xml:space="preserve">prose drives the LLM-generated verification</w:t>
+      </w:r>
+      <w:r>
+        <w:t xml:space="preserve"> </w:t>
+      </w:r>
+      <w:r>
+        <w:t xml:space="preserve">prompts at runtime (CONST-046): banks describe</w:t>
+      </w:r>
+      <w:r>
+        <w:t xml:space="preserve"> </w:t>
+      </w:r>
+      <w:r>
+        <w:rPr>
+          <w:b/>
+          <w:bCs/>
+        </w:rPr>
+        <w:t xml:space="preserve">what correct looks</w:t>
+      </w:r>
+      <w:r>
+        <w:rPr>
+          <w:b/>
+          <w:bCs/>
+        </w:rPr>
+        <w:t xml:space="preserve"> </w:t>
+      </w:r>
+      <w:r>
+        <w:rPr>
+          <w:b/>
+          <w:bCs/>
+        </w:rPr>
+        <w:t xml:space="preserve">like</w:t>
+      </w:r>
+      <w:r>
+        <w:t xml:space="preserve">, not a hard-coded English string match.</w:t>
+      </w:r>
+    </w:p>
+    <w:bookmarkEnd w:id="16"/>
+    <w:bookmarkEnd w:id="17"/>
+    <w:bookmarkStart w:id="18" w:name="evidence-layout"/>
+    <w:p>
+      <w:pPr>
+        <w:pStyle w:val="Heading2"/>
+      </w:pPr>
+      <w:r>
+        <w:t xml:space="preserve">Evidence layout</w:t>
+      </w:r>
+    </w:p>
+    <w:p>
+      <w:pPr>
+        <w:pStyle w:val="FirstParagraph"/>
+      </w:pPr>
+      <w:r>
+        <w:t xml:space="preserve">Each run writes a timestamped directory:</w:t>
+      </w:r>
+    </w:p>
+    <w:p>
+      <w:pPr>
+        <w:pStyle w:val="SourceCode"/>
+      </w:pPr>
+      <w:r>
+        <w:rPr>
+          <w:rStyle w:val="VerbatimChar"/>
+        </w:rPr>
+        <w:t xml:space="preserve">qa-results/helixqa/&lt;run-id&gt;/</w:t>
+      </w:r>
+      <w:r>
+        <w:br/>
+      </w:r>
+      <w:r>
+        <w:rPr>
+          <w:rStyle w:val="VerbatimChar"/>
+        </w:rPr>
+        <w:t xml:space="preserve">├── bin/                   freshly-built flavor binaries used by the CLI bank</w:t>
+      </w:r>
+      <w:r>
+        <w:br/>
+      </w:r>
+      <w:r>
+        <w:rPr>
+          <w:rStyle w:val="VerbatimChar"/>
+        </w:rPr>
+        <w:t xml:space="preserve">├── helixqa_build.log      helixqa go-build log (only if it had to be built)</w:t>
+      </w:r>
+      <w:r>
+        <w:br/>
+      </w:r>
+      <w:r>
+        <w:rPr>
+          <w:rStyle w:val="VerbatimChar"/>
+        </w:rPr>
+        <w:t xml:space="preserve">├── flavor_build.log       go-build log for the 8 flavors</w:t>
+      </w:r>
+      <w:r>
+        <w:br/>
+      </w:r>
+      <w:r>
+        <w:rPr>
+          <w:rStyle w:val="VerbatimChar"/>
+        </w:rPr>
+        <w:t xml:space="preserve">├── pherald_serve.log      stdout/stderr of the live pherald serve (api bank)</w:t>
+      </w:r>
+      <w:r>
+        <w:br/>
+      </w:r>
+      <w:r>
+        <w:rPr>
+          <w:rStyle w:val="VerbatimChar"/>
+        </w:rPr>
+        <w:t xml:space="preserve">├── healthz_evidence.json  captured live /v1/healthz body (positive evidence)</w:t>
+      </w:r>
+      <w:r>
+        <w:br/>
+      </w:r>
+      <w:r>
+        <w:rPr>
+          <w:rStyle w:val="VerbatimChar"/>
+        </w:rPr>
+        <w:t xml:space="preserve">├── api_serve_skip.txt     present only when PG was unreachable (SKIP reason)</w:t>
+      </w:r>
+      <w:r>
+        <w:br/>
+      </w:r>
+      <w:r>
+        <w:rPr>
+          <w:rStyle w:val="VerbatimChar"/>
+        </w:rPr>
+        <w:t xml:space="preserve">├── helixqa_run.log        the helixqa run transcript</w:t>
+      </w:r>
+      <w:r>
+        <w:br/>
+      </w:r>
+      <w:r>
+        <w:rPr>
+          <w:rStyle w:val="VerbatimChar"/>
+        </w:rPr>
+        <w:t xml:space="preserve">├── helixqa_autonomous.log present only with HELIXQA_AUTONOMOUS=1</w:t>
+      </w:r>
+      <w:r>
+        <w:br/>
+      </w:r>
+      <w:r>
+        <w:rPr>
+          <w:rStyle w:val="VerbatimChar"/>
+        </w:rPr>
+        <w:t xml:space="preserve">└── qa-report.{md,html,json} + tickets/   HelixQA report + any generated tickets</w:t>
+      </w:r>
+    </w:p>
+    <w:p>
+      <w:pPr>
+        <w:pStyle w:val="FirstParagraph"/>
+      </w:pPr>
+      <w:r>
+        <w:t xml:space="preserve">This satisfies Herald §107.x (the</w:t>
+      </w:r>
+      <w:r>
+        <w:t xml:space="preserve"> </w:t>
+      </w:r>
+      <w:r>
+        <w:rPr>
+          <w:rStyle w:val="VerbatimChar"/>
+        </w:rPr>
+        <w:t xml:space="preserve">docs/qa/</w:t>
+      </w:r>
+      <w:r>
+        <w:t xml:space="preserve"> </w:t>
+      </w:r>
+      <w:r>
+        <w:t xml:space="preserve">/</w:t>
+      </w:r>
+      <w:r>
+        <w:t xml:space="preserve"> </w:t>
+      </w:r>
+      <w:r>
+        <w:rPr>
+          <w:rStyle w:val="VerbatimChar"/>
+        </w:rPr>
+        <w:t xml:space="preserve">qa-results/</w:t>
+      </w:r>
+      <w:r>
+        <w:t xml:space="preserve"> </w:t>
+      </w:r>
+      <w:r>
+        <w:t xml:space="preserve">evidence</w:t>
+      </w:r>
+      <w:r>
+        <w:t xml:space="preserve"> </w:t>
+      </w:r>
+      <w:r>
+        <w:t xml:space="preserve">mandate): the run-id directory is the auditable runtime proof that the</w:t>
+      </w:r>
+      <w:r>
+        <w:t xml:space="preserve"> </w:t>
+      </w:r>
+      <w:r>
+        <w:t xml:space="preserve">banks were exercised against real services and real binaries.</w:t>
+      </w:r>
+    </w:p>
+    <w:bookmarkEnd w:id="18"/>
+    <w:bookmarkStart w:id="19" w:name="X332f2bbd91efb92ecedb7495fc78c8a622b33d8"/>
+    <w:p>
+      <w:pPr>
+        <w:pStyle w:val="Heading2"/>
+      </w:pPr>
+      <w:r>
+        <w:t xml:space="preserve">Where HelixQA fits — the autonomous-QA SSoT</w:t>
+      </w:r>
+    </w:p>
+    <w:p>
+      <w:pPr>
+        <w:pStyle w:val="FirstParagraph"/>
+      </w:pPr>
+      <w:r>
+        <w:t xml:space="preserve">HelixQA is Herald's</w:t>
+      </w:r>
+      <w:r>
+        <w:t xml:space="preserve"> </w:t>
+      </w:r>
+      <w:r>
+        <w:rPr>
+          <w:b/>
+          <w:bCs/>
+        </w:rPr>
+        <w:t xml:space="preserve">autonomous-QA single-source-of-truth</w:t>
+      </w:r>
+      <w:r>
+        <w:t xml:space="preserve">. It is</w:t>
+      </w:r>
+      <w:r>
+        <w:t xml:space="preserve"> </w:t>
+      </w:r>
+      <w:r>
+        <w:t xml:space="preserve">complementary to, not a replacement for, the existing seams:</w:t>
+      </w:r>
+    </w:p>
+    <w:p>
+      <w:pPr>
+        <w:pStyle w:val="Compact"/>
+        <w:numPr>
+          <w:ilvl w:val="0"/>
+          <w:numId w:val="1006"/>
+        </w:numPr>
+      </w:pPr>
+      <w:r>
+        <w:rPr>
+          <w:rStyle w:val="VerbatimChar"/>
+        </w:rPr>
+        <w:t xml:space="preserve">scripts/e2e_bluff_hunt.sh</w:t>
+      </w:r>
+      <w:r>
+        <w:t xml:space="preserve"> </w:t>
+      </w:r>
+      <w:r>
+        <w:t xml:space="preserve">— the canonical hand-rolled end-to-end smoke</w:t>
+      </w:r>
+      <w:r>
+        <w:t xml:space="preserve"> </w:t>
+      </w:r>
+      <w:r>
+        <w:t xml:space="preserve">(14+ invariants against real services). HelixQA's launcher deliberately</w:t>
+      </w:r>
+      <w:r>
+        <w:t xml:space="preserve"> </w:t>
+      </w:r>
+      <w:r>
+        <w:t xml:space="preserve">mirrors its PG + Gin boot so the two agree on environment.</w:t>
+      </w:r>
+    </w:p>
+    <w:p>
+      <w:pPr>
+        <w:pStyle w:val="Compact"/>
+        <w:numPr>
+          <w:ilvl w:val="0"/>
+          <w:numId w:val="1006"/>
+        </w:numPr>
+      </w:pPr>
+      <w:r>
+        <w:rPr>
+          <w:rStyle w:val="VerbatimChar"/>
+        </w:rPr>
+        <w:t xml:space="preserve">tests/test_*_mutation_meta.sh</w:t>
+      </w:r>
+      <w:r>
+        <w:t xml:space="preserve"> </w:t>
+      </w:r>
+      <w:r>
+        <w:t xml:space="preserve">— the paired §1.1 mutation gates.</w:t>
+      </w:r>
+    </w:p>
+    <w:p>
+      <w:pPr>
+        <w:pStyle w:val="Compact"/>
+        <w:numPr>
+          <w:ilvl w:val="0"/>
+          <w:numId w:val="1006"/>
+        </w:numPr>
+      </w:pPr>
+      <w:r>
+        <w:rPr>
+          <w:b/>
+          <w:bCs/>
+        </w:rPr>
+        <w:t xml:space="preserve">HelixQA</w:t>
+      </w:r>
+      <w:r>
+        <w:t xml:space="preserve"> </w:t>
+      </w:r>
+      <w:r>
+        <w:t xml:space="preserve">— the LLM-driven autonomous layer: it can grow coverage by</w:t>
+      </w:r>
+      <w:r>
+        <w:t xml:space="preserve"> </w:t>
+      </w:r>
+      <w:r>
+        <w:t xml:space="preserve">exploration (curiosity phase), generate tickets for failures, and is the</w:t>
+      </w:r>
+      <w:r>
+        <w:t xml:space="preserve"> </w:t>
+      </w:r>
+      <w:r>
+        <w:t xml:space="preserve">intended home for cross-flavor / cross-platform QA as Herald adds</w:t>
+      </w:r>
+      <w:r>
+        <w:t xml:space="preserve"> </w:t>
+      </w:r>
+      <w:r>
+        <w:t xml:space="preserve">serving flavors and messenger channels (Wave 7+).</w:t>
+      </w:r>
+    </w:p>
+    <w:p>
+      <w:pPr>
+        <w:pStyle w:val="FirstParagraph"/>
+      </w:pPr>
+      <w:r>
         <w:t xml:space="preserve">The intended end state is for</w:t>
       </w:r>
       <w:r>
@@ -4133,8 +5184,8 @@
         <w:t xml:space="preserve">blocker alongside the e2e smoke — a tag cannot ship if the banks FAIL.</w:t>
       </w:r>
     </w:p>
-    <w:bookmarkEnd w:id="17"/>
-    <w:bookmarkStart w:id="18" w:name="troubleshooting"/>
+    <w:bookmarkEnd w:id="19"/>
+    <w:bookmarkStart w:id="20" w:name="troubleshooting"/>
     <w:p>
       <w:pPr>
         <w:pStyle w:val="Heading2"/>
@@ -4465,8 +5516,8 @@
         </w:tc>
       </w:tr>
     </w:tbl>
-    <w:bookmarkEnd w:id="18"/>
-    <w:bookmarkStart w:id="19" w:name="sources-verified"/>
+    <w:bookmarkEnd w:id="20"/>
+    <w:bookmarkStart w:id="21" w:name="sources-verified"/>
     <w:p>
       <w:pPr>
         <w:pStyle w:val="Heading2"/>
@@ -4506,7 +5557,7 @@
         <w:pStyle w:val="Compact"/>
         <w:numPr>
           <w:ilvl w:val="0"/>
-          <w:numId w:val="1006"/>
+          <w:numId w:val="1007"/>
         </w:numPr>
       </w:pPr>
       <w:r>
@@ -4539,7 +5590,7 @@
         <w:pStyle w:val="Compact"/>
         <w:numPr>
           <w:ilvl w:val="0"/>
-          <w:numId w:val="1006"/>
+          <w:numId w:val="1007"/>
         </w:numPr>
       </w:pPr>
       <w:r>
@@ -4617,7 +5668,7 @@
         <w:pStyle w:val="Compact"/>
         <w:numPr>
           <w:ilvl w:val="0"/>
-          <w:numId w:val="1006"/>
+          <w:numId w:val="1007"/>
         </w:numPr>
       </w:pPr>
       <w:r>
@@ -4663,8 +5714,8 @@
         <w:t xml:space="preserve">platform constants. Verified 2026-05-30.</w:t>
       </w:r>
     </w:p>
-    <w:bookmarkEnd w:id="19"/>
-    <w:bookmarkEnd w:id="20"/>
+    <w:bookmarkEnd w:id="21"/>
+    <w:bookmarkEnd w:id="22"/>
     <w:sectPr>
       <w:footnotePr>
         <w:numRestart w:val="eachSect"/>
@@ -5036,6 +6087,9 @@
     <w:abstractNumId w:val="991"/>
   </w:num>
   <w:num w:numId="1006">
+    <w:abstractNumId w:val="991"/>
+  </w:num>
+  <w:num w:numId="1007">
     <w:abstractNumId w:val="991"/>
   </w:num>
 </w:numbering>
